--- a/deliverables/BizArch.docx
+++ b/deliverables/BizArch.docx
@@ -3450,7 +3450,7 @@
             </w:pPr>
             <w:sdt>
               <w:sdtPr>
-                <w:id w:val="-389165224"/>
+                <w:id w:val="-1257065009"/>
                 <w:tag w:val="goog_rdk_0"/>
               </w:sdtPr>
               <w:sdtContent>
@@ -5658,7 +5658,7 @@
             </w:pPr>
             <w:sdt>
               <w:sdtPr>
-                <w:id w:val="-733449554"/>
+                <w:id w:val="1738476457"/>
                 <w:tag w:val="goog_rdk_1"/>
               </w:sdtPr>
               <w:sdtContent>
@@ -7028,7 +7028,7 @@
             </w:pPr>
             <w:sdt>
               <w:sdtPr>
-                <w:id w:val="344509536"/>
+                <w:id w:val="-1674039038"/>
                 <w:tag w:val="goog_rdk_2"/>
               </w:sdtPr>
               <w:sdtContent>
@@ -8762,12 +8762,12 @@
           <wp:inline distB="114300" distT="114300" distL="114300" distR="114300">
             <wp:extent cx="5850580" cy="3187700"/>
             <wp:effectExtent b="0" l="0" r="0" t="0"/>
-            <wp:docPr id="5" name="image3.png"/>
+            <wp:docPr id="5" name="image1.png"/>
             <a:graphic>
               <a:graphicData uri="http://schemas.openxmlformats.org/drawingml/2006/picture">
                 <pic:pic>
                   <pic:nvPicPr>
-                    <pic:cNvPr id="0" name="image3.png"/>
+                    <pic:cNvPr id="0" name="image1.png"/>
                     <pic:cNvPicPr preferRelativeResize="0"/>
                   </pic:nvPicPr>
                   <pic:blipFill>
@@ -12828,14 +12828,67 @@
     </w:p>
     <w:p>
       <w:pPr>
+        <w:numPr>
+          <w:ilvl w:val="0"/>
+          <w:numId w:val="4"/>
+        </w:numPr>
+        <w:tabs>
+          <w:tab w:val="left" w:leader="none" w:pos="884"/>
+        </w:tabs>
+        <w:spacing w:before="81" w:lineRule="auto"/>
+        <w:ind w:left="885" w:hanging="360"/>
+      </w:pPr>
+      <w:r>
+        <w:rPr>
+          <w:rtl w:val="0"/>
+        </w:rPr>
+        <w:t xml:space="preserve">Nếu thành công: Trade tạo Order chính thức (OrderPlaced).</w:t>
+      </w:r>
+    </w:p>
+    <w:p>
+      <w:pPr>
+        <w:numPr>
+          <w:ilvl w:val="0"/>
+          <w:numId w:val="4"/>
+        </w:numPr>
+        <w:tabs>
+          <w:tab w:val="left" w:leader="none" w:pos="884"/>
+        </w:tabs>
+        <w:spacing w:before="81" w:lineRule="auto"/>
+        <w:ind w:left="885" w:hanging="360"/>
+      </w:pPr>
+      <w:r>
+        <w:rPr>
+          <w:rtl w:val="0"/>
+        </w:rPr>
+        <w:t xml:space="preserve">Nếu thất bại: Trade release reservation, thông báo Agent. User có thể thử lại.</w:t>
+      </w:r>
+    </w:p>
+    <w:p>
+      <w:pPr>
+        <w:numPr>
+          <w:ilvl w:val="0"/>
+          <w:numId w:val="4"/>
+        </w:numPr>
+        <w:tabs>
+          <w:tab w:val="left" w:leader="none" w:pos="884"/>
+        </w:tabs>
+        <w:spacing w:before="80" w:lineRule="auto"/>
+        <w:ind w:left="885" w:hanging="360"/>
+      </w:pPr>
+      <w:r>
+        <w:rPr>
+          <w:rtl w:val="0"/>
+        </w:rPr>
+        <w:t xml:space="preserve">Notification gửi thông báo OrderPlaced cho Agent và User.</w:t>
+      </w:r>
+    </w:p>
+    <w:p>
+      <w:pPr>
         <w:keepNext w:val="0"/>
         <w:keepLines w:val="0"/>
         <w:pageBreakBefore w:val="0"/>
         <w:widowControl w:val="0"/>
-        <w:numPr>
-          <w:ilvl w:val="0"/>
-          <w:numId w:val="2"/>
-        </w:numPr>
         <w:pBdr>
           <w:top w:space="0" w:sz="0" w:val="nil"/>
           <w:left w:space="0" w:sz="0" w:val="nil"/>
@@ -12847,12 +12900,9 @@
         <w:tabs>
           <w:tab w:val="left" w:leader="none" w:pos="884"/>
         </w:tabs>
-        <w:spacing w:after="0" w:before="81" w:line="240" w:lineRule="auto"/>
-        <w:ind w:left="884" w:right="0" w:hanging="359"/>
+        <w:spacing w:after="0" w:before="80" w:line="240" w:lineRule="auto"/>
+        <w:ind w:left="484" w:right="0" w:firstLine="0"/>
         <w:jc w:val="left"/>
-        <w:rPr/>
-      </w:pPr>
-      <w:r>
         <w:rPr>
           <w:rFonts w:ascii="Times New Roman" w:cs="Times New Roman" w:eastAsia="Times New Roman" w:hAnsi="Times New Roman"/>
           <w:b w:val="0"/>
@@ -12867,101 +12917,31 @@
           <w:u w:val="none"/>
           <w:shd w:fill="auto" w:val="clear"/>
           <w:vertAlign w:val="baseline"/>
+        </w:rPr>
+      </w:pPr>
+      <w:r>
+        <w:rPr>
           <w:rtl w:val="0"/>
         </w:rPr>
-        <w:t xml:space="preserve">Nếu thành công: Trade tạo Order chính thức (OrderPlaced).</w:t>
       </w:r>
     </w:p>
     <w:p>
       <w:pPr>
-        <w:keepNext w:val="0"/>
-        <w:keepLines w:val="0"/>
-        <w:pageBreakBefore w:val="0"/>
-        <w:widowControl w:val="0"/>
-        <w:numPr>
-          <w:ilvl w:val="0"/>
-          <w:numId w:val="2"/>
-        </w:numPr>
-        <w:pBdr>
-          <w:top w:space="0" w:sz="0" w:val="nil"/>
-          <w:left w:space="0" w:sz="0" w:val="nil"/>
-          <w:bottom w:space="0" w:sz="0" w:val="nil"/>
-          <w:right w:space="0" w:sz="0" w:val="nil"/>
-          <w:between w:space="0" w:sz="0" w:val="nil"/>
-        </w:pBdr>
-        <w:shd w:fill="auto" w:val="clear"/>
+        <w:pStyle w:val="Heading3"/>
         <w:tabs>
           <w:tab w:val="left" w:leader="none" w:pos="884"/>
         </w:tabs>
-        <w:spacing w:after="0" w:before="81" w:line="240" w:lineRule="auto"/>
-        <w:ind w:left="884" w:right="0" w:hanging="359"/>
-        <w:jc w:val="left"/>
+        <w:spacing w:before="80" w:lineRule="auto"/>
         <w:rPr/>
       </w:pPr>
+      <w:bookmarkStart w:colFirst="0" w:colLast="0" w:name="_heading=h.k793jnfv49f2" w:id="1"/>
+      <w:bookmarkEnd w:id="1"/>
       <w:r>
         <w:rPr>
-          <w:rFonts w:ascii="Times New Roman" w:cs="Times New Roman" w:eastAsia="Times New Roman" w:hAnsi="Times New Roman"/>
-          <w:b w:val="0"/>
-          <w:bCs w:val="0"/>
-          <w:i w:val="0"/>
-          <w:iCs w:val="0"/>
-          <w:smallCaps w:val="0"/>
-          <w:strike w:val="0"/>
-          <w:color w:val="000000"/>
-          <w:sz w:val="22"/>
-          <w:szCs w:val="22"/>
-          <w:u w:val="none"/>
-          <w:shd w:fill="auto" w:val="clear"/>
-          <w:vertAlign w:val="baseline"/>
           <w:rtl w:val="0"/>
         </w:rPr>
-        <w:t xml:space="preserve">Nếu thất bại: Trade release reservation, thông báo Agent. User có thể thử lại.</w:t>
-      </w:r>
-    </w:p>
-    <w:p>
-      <w:pPr>
-        <w:keepNext w:val="0"/>
-        <w:keepLines w:val="0"/>
-        <w:pageBreakBefore w:val="0"/>
-        <w:widowControl w:val="0"/>
-        <w:numPr>
-          <w:ilvl w:val="0"/>
-          <w:numId w:val="2"/>
-        </w:numPr>
-        <w:pBdr>
-          <w:top w:space="0" w:sz="0" w:val="nil"/>
-          <w:left w:space="0" w:sz="0" w:val="nil"/>
-          <w:bottom w:space="0" w:sz="0" w:val="nil"/>
-          <w:right w:space="0" w:sz="0" w:val="nil"/>
-          <w:between w:space="0" w:sz="0" w:val="nil"/>
-        </w:pBdr>
-        <w:shd w:fill="auto" w:val="clear"/>
-        <w:tabs>
-          <w:tab w:val="left" w:leader="none" w:pos="884"/>
-        </w:tabs>
-        <w:spacing w:after="0" w:before="80" w:line="240" w:lineRule="auto"/>
-        <w:ind w:left="884" w:right="0" w:hanging="359"/>
-        <w:jc w:val="left"/>
-        <w:rPr/>
-      </w:pPr>
-      <w:r>
-        <w:rPr>
-          <w:rFonts w:ascii="Times New Roman" w:cs="Times New Roman" w:eastAsia="Times New Roman" w:hAnsi="Times New Roman"/>
-          <w:b w:val="0"/>
-          <w:bCs w:val="0"/>
-          <w:i w:val="0"/>
-          <w:iCs w:val="0"/>
-          <w:smallCaps w:val="0"/>
-          <w:strike w:val="0"/>
-          <w:color w:val="000000"/>
-          <w:sz w:val="22"/>
-          <w:szCs w:val="22"/>
-          <w:u w:val="none"/>
-          <w:shd w:fill="auto" w:val="clear"/>
-          <w:vertAlign w:val="baseline"/>
-          <w:rtl w:val="0"/>
-        </w:rPr>
-        <w:t xml:space="preserve">Notification gửi thông báo OrderPlaced cho Agent và User.</w:t>
+        <w:tab/>
+        <w:t xml:space="preserve">Sequence Diagram</w:t>
       </w:r>
     </w:p>
     <w:p>
@@ -12992,12 +12972,12 @@
           <wp:inline distB="114300" distT="114300" distL="114300" distR="114300">
             <wp:extent cx="5850580" cy="2959100"/>
             <wp:effectExtent b="0" l="0" r="0" t="0"/>
-            <wp:docPr id="3" name="image1.png"/>
+            <wp:docPr id="3" name="image2.png"/>
             <a:graphic>
               <a:graphicData uri="http://schemas.openxmlformats.org/drawingml/2006/picture">
                 <pic:pic>
                   <pic:nvPicPr>
-                    <pic:cNvPr id="0" name="image1.png"/>
+                    <pic:cNvPr id="0" name="image2.png"/>
                     <pic:cNvPicPr preferRelativeResize="0"/>
                   </pic:nvPicPr>
                   <pic:blipFill>
@@ -13111,7 +13091,7 @@
         <w:widowControl w:val="0"/>
         <w:numPr>
           <w:ilvl w:val="0"/>
-          <w:numId w:val="5"/>
+          <w:numId w:val="7"/>
         </w:numPr>
         <w:pBdr>
           <w:top w:space="0" w:sz="0" w:val="nil"/>
@@ -13124,10 +13104,24 @@
         <w:tabs>
           <w:tab w:val="left" w:leader="none" w:pos="884"/>
         </w:tabs>
-        <w:spacing w:after="0" w:before="140" w:line="240" w:lineRule="auto"/>
-        <w:ind w:left="884" w:right="0" w:hanging="359"/>
+        <w:spacing w:after="0" w:afterAutospacing="0" w:before="140" w:line="276" w:lineRule="auto"/>
+        <w:ind w:left="720" w:right="0" w:hanging="360"/>
         <w:jc w:val="left"/>
-        <w:rPr/>
+        <w:rPr>
+          <w:rFonts w:ascii="Times New Roman" w:cs="Times New Roman" w:eastAsia="Times New Roman" w:hAnsi="Times New Roman"/>
+          <w:b w:val="0"/>
+          <w:bCs w:val="0"/>
+          <w:i w:val="0"/>
+          <w:iCs w:val="0"/>
+          <w:smallCaps w:val="0"/>
+          <w:strike w:val="0"/>
+          <w:color w:val="000000"/>
+          <w:sz w:val="22"/>
+          <w:szCs w:val="22"/>
+          <w:u w:val="none"/>
+          <w:shd w:fill="auto" w:val="clear"/>
+          <w:vertAlign w:val="baseline"/>
+        </w:rPr>
       </w:pPr>
       <w:r>
         <w:rPr>
@@ -13157,7 +13151,7 @@
         <w:widowControl w:val="0"/>
         <w:numPr>
           <w:ilvl w:val="0"/>
-          <w:numId w:val="5"/>
+          <w:numId w:val="7"/>
         </w:numPr>
         <w:pBdr>
           <w:top w:space="0" w:sz="0" w:val="nil"/>
@@ -13170,10 +13164,24 @@
         <w:tabs>
           <w:tab w:val="left" w:leader="none" w:pos="884"/>
         </w:tabs>
-        <w:spacing w:after="0" w:before="79" w:line="240" w:lineRule="auto"/>
-        <w:ind w:left="884" w:right="0" w:hanging="359"/>
+        <w:spacing w:after="0" w:afterAutospacing="0" w:before="0" w:beforeAutospacing="0" w:line="276" w:lineRule="auto"/>
+        <w:ind w:left="720" w:right="0" w:hanging="360"/>
         <w:jc w:val="left"/>
-        <w:rPr/>
+        <w:rPr>
+          <w:rFonts w:ascii="Times New Roman" w:cs="Times New Roman" w:eastAsia="Times New Roman" w:hAnsi="Times New Roman"/>
+          <w:b w:val="0"/>
+          <w:bCs w:val="0"/>
+          <w:i w:val="0"/>
+          <w:iCs w:val="0"/>
+          <w:smallCaps w:val="0"/>
+          <w:strike w:val="0"/>
+          <w:color w:val="000000"/>
+          <w:sz w:val="22"/>
+          <w:szCs w:val="22"/>
+          <w:u w:val="none"/>
+          <w:shd w:fill="auto" w:val="clear"/>
+          <w:vertAlign w:val="baseline"/>
+        </w:rPr>
       </w:pPr>
       <w:r>
         <w:rPr>
@@ -13203,7 +13211,7 @@
         <w:widowControl w:val="0"/>
         <w:numPr>
           <w:ilvl w:val="0"/>
-          <w:numId w:val="5"/>
+          <w:numId w:val="7"/>
         </w:numPr>
         <w:pBdr>
           <w:top w:space="0" w:sz="0" w:val="nil"/>
@@ -13216,10 +13224,24 @@
         <w:tabs>
           <w:tab w:val="left" w:leader="none" w:pos="884"/>
         </w:tabs>
-        <w:spacing w:after="0" w:before="80" w:line="240" w:lineRule="auto"/>
-        <w:ind w:left="884" w:right="0" w:hanging="359"/>
+        <w:spacing w:after="0" w:afterAutospacing="0" w:before="0" w:beforeAutospacing="0" w:line="276" w:lineRule="auto"/>
+        <w:ind w:left="720" w:right="0" w:hanging="360"/>
         <w:jc w:val="left"/>
-        <w:rPr/>
+        <w:rPr>
+          <w:rFonts w:ascii="Times New Roman" w:cs="Times New Roman" w:eastAsia="Times New Roman" w:hAnsi="Times New Roman"/>
+          <w:b w:val="0"/>
+          <w:bCs w:val="0"/>
+          <w:i w:val="0"/>
+          <w:iCs w:val="0"/>
+          <w:smallCaps w:val="0"/>
+          <w:strike w:val="0"/>
+          <w:color w:val="000000"/>
+          <w:sz w:val="22"/>
+          <w:szCs w:val="22"/>
+          <w:u w:val="none"/>
+          <w:shd w:fill="auto" w:val="clear"/>
+          <w:vertAlign w:val="baseline"/>
+        </w:rPr>
       </w:pPr>
       <w:r>
         <w:rPr>
@@ -13249,7 +13271,7 @@
         <w:widowControl w:val="0"/>
         <w:numPr>
           <w:ilvl w:val="0"/>
-          <w:numId w:val="5"/>
+          <w:numId w:val="7"/>
         </w:numPr>
         <w:pBdr>
           <w:top w:space="0" w:sz="0" w:val="nil"/>
@@ -13262,10 +13284,24 @@
         <w:tabs>
           <w:tab w:val="left" w:leader="none" w:pos="884"/>
         </w:tabs>
-        <w:spacing w:after="0" w:before="81" w:line="240" w:lineRule="auto"/>
-        <w:ind w:left="884" w:right="0" w:hanging="359"/>
+        <w:spacing w:after="0" w:afterAutospacing="0" w:before="0" w:beforeAutospacing="0" w:line="276" w:lineRule="auto"/>
+        <w:ind w:left="720" w:right="0" w:hanging="360"/>
         <w:jc w:val="left"/>
-        <w:rPr/>
+        <w:rPr>
+          <w:rFonts w:ascii="Times New Roman" w:cs="Times New Roman" w:eastAsia="Times New Roman" w:hAnsi="Times New Roman"/>
+          <w:b w:val="0"/>
+          <w:bCs w:val="0"/>
+          <w:i w:val="0"/>
+          <w:iCs w:val="0"/>
+          <w:smallCaps w:val="0"/>
+          <w:strike w:val="0"/>
+          <w:color w:val="000000"/>
+          <w:sz w:val="22"/>
+          <w:szCs w:val="22"/>
+          <w:u w:val="none"/>
+          <w:shd w:fill="auto" w:val="clear"/>
+          <w:vertAlign w:val="baseline"/>
+        </w:rPr>
       </w:pPr>
       <w:r>
         <w:rPr>
@@ -13295,7 +13331,7 @@
         <w:widowControl w:val="0"/>
         <w:numPr>
           <w:ilvl w:val="0"/>
-          <w:numId w:val="5"/>
+          <w:numId w:val="7"/>
         </w:numPr>
         <w:pBdr>
           <w:top w:space="0" w:sz="0" w:val="nil"/>
@@ -13308,10 +13344,24 @@
         <w:tabs>
           <w:tab w:val="left" w:leader="none" w:pos="884"/>
         </w:tabs>
-        <w:spacing w:after="0" w:before="81" w:line="240" w:lineRule="auto"/>
-        <w:ind w:left="884" w:right="0" w:hanging="359"/>
+        <w:spacing w:after="0" w:afterAutospacing="0" w:before="0" w:beforeAutospacing="0" w:line="276" w:lineRule="auto"/>
+        <w:ind w:left="720" w:right="0" w:hanging="360"/>
         <w:jc w:val="left"/>
-        <w:rPr/>
+        <w:rPr>
+          <w:rFonts w:ascii="Times New Roman" w:cs="Times New Roman" w:eastAsia="Times New Roman" w:hAnsi="Times New Roman"/>
+          <w:b w:val="0"/>
+          <w:bCs w:val="0"/>
+          <w:i w:val="0"/>
+          <w:iCs w:val="0"/>
+          <w:smallCaps w:val="0"/>
+          <w:strike w:val="0"/>
+          <w:color w:val="000000"/>
+          <w:sz w:val="22"/>
+          <w:szCs w:val="22"/>
+          <w:u w:val="none"/>
+          <w:shd w:fill="auto" w:val="clear"/>
+          <w:vertAlign w:val="baseline"/>
+        </w:rPr>
       </w:pPr>
       <w:r>
         <w:rPr>
@@ -13341,7 +13391,7 @@
         <w:widowControl w:val="0"/>
         <w:numPr>
           <w:ilvl w:val="0"/>
-          <w:numId w:val="5"/>
+          <w:numId w:val="7"/>
         </w:numPr>
         <w:pBdr>
           <w:top w:space="0" w:sz="0" w:val="nil"/>
@@ -13354,10 +13404,24 @@
         <w:tabs>
           <w:tab w:val="left" w:leader="none" w:pos="884"/>
         </w:tabs>
-        <w:spacing w:after="0" w:before="78" w:line="240" w:lineRule="auto"/>
-        <w:ind w:left="884" w:right="0" w:hanging="359"/>
+        <w:spacing w:after="0" w:afterAutospacing="0" w:before="0" w:beforeAutospacing="0" w:line="276" w:lineRule="auto"/>
+        <w:ind w:left="720" w:right="0" w:hanging="360"/>
         <w:jc w:val="left"/>
-        <w:rPr/>
+        <w:rPr>
+          <w:rFonts w:ascii="Times New Roman" w:cs="Times New Roman" w:eastAsia="Times New Roman" w:hAnsi="Times New Roman"/>
+          <w:b w:val="0"/>
+          <w:bCs w:val="0"/>
+          <w:i w:val="0"/>
+          <w:iCs w:val="0"/>
+          <w:smallCaps w:val="0"/>
+          <w:strike w:val="0"/>
+          <w:color w:val="000000"/>
+          <w:sz w:val="22"/>
+          <w:szCs w:val="22"/>
+          <w:u w:val="none"/>
+          <w:shd w:fill="auto" w:val="clear"/>
+          <w:vertAlign w:val="baseline"/>
+        </w:rPr>
       </w:pPr>
       <w:r>
         <w:rPr>
@@ -13387,7 +13451,7 @@
         <w:widowControl w:val="0"/>
         <w:numPr>
           <w:ilvl w:val="0"/>
-          <w:numId w:val="2"/>
+          <w:numId w:val="7"/>
         </w:numPr>
         <w:pBdr>
           <w:top w:space="0" w:sz="0" w:val="nil"/>
@@ -13400,10 +13464,24 @@
         <w:tabs>
           <w:tab w:val="left" w:leader="none" w:pos="884"/>
         </w:tabs>
-        <w:spacing w:after="0" w:before="81" w:line="240" w:lineRule="auto"/>
-        <w:ind w:left="884" w:right="0" w:hanging="359"/>
+        <w:spacing w:after="0" w:afterAutospacing="0" w:before="0" w:beforeAutospacing="0" w:line="276" w:lineRule="auto"/>
+        <w:ind w:left="720" w:right="0" w:hanging="360"/>
         <w:jc w:val="left"/>
-        <w:rPr/>
+        <w:rPr>
+          <w:rFonts w:ascii="Times New Roman" w:cs="Times New Roman" w:eastAsia="Times New Roman" w:hAnsi="Times New Roman"/>
+          <w:b w:val="0"/>
+          <w:bCs w:val="0"/>
+          <w:i w:val="0"/>
+          <w:iCs w:val="0"/>
+          <w:smallCaps w:val="0"/>
+          <w:strike w:val="0"/>
+          <w:color w:val="000000"/>
+          <w:sz w:val="22"/>
+          <w:szCs w:val="22"/>
+          <w:u w:val="none"/>
+          <w:shd w:fill="auto" w:val="clear"/>
+          <w:vertAlign w:val="baseline"/>
+        </w:rPr>
       </w:pPr>
       <w:r>
         <w:rPr>
@@ -13433,7 +13511,7 @@
         <w:widowControl w:val="0"/>
         <w:numPr>
           <w:ilvl w:val="0"/>
-          <w:numId w:val="2"/>
+          <w:numId w:val="7"/>
         </w:numPr>
         <w:pBdr>
           <w:top w:space="0" w:sz="0" w:val="nil"/>
@@ -13446,10 +13524,24 @@
         <w:tabs>
           <w:tab w:val="left" w:leader="none" w:pos="884"/>
         </w:tabs>
-        <w:spacing w:after="0" w:before="80" w:line="240" w:lineRule="auto"/>
-        <w:ind w:left="884" w:right="0" w:hanging="359"/>
+        <w:spacing w:after="0" w:afterAutospacing="0" w:before="0" w:beforeAutospacing="0" w:line="276" w:lineRule="auto"/>
+        <w:ind w:left="720" w:right="0" w:hanging="360"/>
         <w:jc w:val="left"/>
-        <w:rPr/>
+        <w:rPr>
+          <w:rFonts w:ascii="Times New Roman" w:cs="Times New Roman" w:eastAsia="Times New Roman" w:hAnsi="Times New Roman"/>
+          <w:b w:val="0"/>
+          <w:bCs w:val="0"/>
+          <w:i w:val="0"/>
+          <w:iCs w:val="0"/>
+          <w:smallCaps w:val="0"/>
+          <w:strike w:val="0"/>
+          <w:color w:val="000000"/>
+          <w:sz w:val="22"/>
+          <w:szCs w:val="22"/>
+          <w:u w:val="none"/>
+          <w:shd w:fill="auto" w:val="clear"/>
+          <w:vertAlign w:val="baseline"/>
+        </w:rPr>
       </w:pPr>
       <w:r>
         <w:rPr>
@@ -13479,7 +13571,7 @@
         <w:widowControl w:val="0"/>
         <w:numPr>
           <w:ilvl w:val="0"/>
-          <w:numId w:val="2"/>
+          <w:numId w:val="7"/>
         </w:numPr>
         <w:pBdr>
           <w:top w:space="0" w:sz="0" w:val="nil"/>
@@ -13492,10 +13584,12 @@
         <w:tabs>
           <w:tab w:val="left" w:leader="none" w:pos="884"/>
         </w:tabs>
-        <w:spacing w:after="0" w:before="81" w:line="240" w:lineRule="auto"/>
-        <w:ind w:left="884" w:right="0" w:hanging="359"/>
+        <w:spacing w:after="0" w:before="0" w:beforeAutospacing="0" w:line="276" w:lineRule="auto"/>
+        <w:ind w:left="720" w:right="0" w:hanging="360"/>
         <w:jc w:val="left"/>
-        <w:rPr/>
+        <w:rPr>
+          <w:u w:val="none"/>
+        </w:rPr>
       </w:pPr>
       <w:r>
         <w:rPr>
@@ -13537,12 +13631,12 @@
           <wp:inline distB="114300" distT="114300" distL="114300" distR="114300">
             <wp:extent cx="5850580" cy="2959100"/>
             <wp:effectExtent b="0" l="0" r="0" t="0"/>
-            <wp:docPr id="4" name="image6.png"/>
+            <wp:docPr id="4" name="image4.png"/>
             <a:graphic>
               <a:graphicData uri="http://schemas.openxmlformats.org/drawingml/2006/picture">
                 <pic:pic>
                   <pic:nvPicPr>
-                    <pic:cNvPr id="0" name="image6.png"/>
+                    <pic:cNvPr id="0" name="image4.png"/>
                     <pic:cNvPicPr preferRelativeResize="0"/>
                   </pic:nvPicPr>
                   <pic:blipFill>
@@ -13617,7 +13711,7 @@
         <w:widowControl w:val="0"/>
         <w:numPr>
           <w:ilvl w:val="0"/>
-          <w:numId w:val="7"/>
+          <w:numId w:val="6"/>
         </w:numPr>
         <w:pBdr>
           <w:top w:space="0" w:sz="0" w:val="nil"/>
@@ -13674,7 +13768,7 @@
         <w:widowControl w:val="0"/>
         <w:numPr>
           <w:ilvl w:val="0"/>
-          <w:numId w:val="7"/>
+          <w:numId w:val="6"/>
         </w:numPr>
         <w:pBdr>
           <w:top w:space="0" w:sz="0" w:val="nil"/>
@@ -13730,7 +13824,7 @@
       <w:pPr>
         <w:numPr>
           <w:ilvl w:val="0"/>
-          <w:numId w:val="7"/>
+          <w:numId w:val="6"/>
         </w:numPr>
         <w:tabs>
           <w:tab w:val="left" w:leader="none" w:pos="884"/>
@@ -13749,7 +13843,7 @@
       <w:pPr>
         <w:numPr>
           <w:ilvl w:val="0"/>
-          <w:numId w:val="7"/>
+          <w:numId w:val="6"/>
         </w:numPr>
         <w:tabs>
           <w:tab w:val="left" w:leader="none" w:pos="885"/>
@@ -13768,7 +13862,7 @@
       <w:pPr>
         <w:numPr>
           <w:ilvl w:val="0"/>
-          <w:numId w:val="7"/>
+          <w:numId w:val="6"/>
         </w:numPr>
         <w:tabs>
           <w:tab w:val="left" w:leader="none" w:pos="884"/>
@@ -13787,7 +13881,7 @@
       <w:pPr>
         <w:numPr>
           <w:ilvl w:val="0"/>
-          <w:numId w:val="7"/>
+          <w:numId w:val="6"/>
         </w:numPr>
         <w:tabs>
           <w:tab w:val="left" w:leader="none" w:pos="884"/>
@@ -13797,7 +13891,7 @@
       </w:pPr>
       <w:sdt>
         <w:sdtPr>
-          <w:id w:val="581383725"/>
+          <w:id w:val="-144701571"/>
           <w:tag w:val="goog_rdk_3"/>
         </w:sdtPr>
         <w:sdtContent>
@@ -13815,7 +13909,7 @@
       <w:pPr>
         <w:numPr>
           <w:ilvl w:val="0"/>
-          <w:numId w:val="7"/>
+          <w:numId w:val="6"/>
         </w:numPr>
         <w:tabs>
           <w:tab w:val="left" w:leader="none" w:pos="884"/>
@@ -13834,7 +13928,7 @@
       <w:pPr>
         <w:numPr>
           <w:ilvl w:val="0"/>
-          <w:numId w:val="7"/>
+          <w:numId w:val="6"/>
         </w:numPr>
         <w:tabs>
           <w:tab w:val="left" w:leader="none" w:pos="884"/>
@@ -13869,12 +13963,12 @@
           <wp:inline distB="114300" distT="114300" distL="114300" distR="114300">
             <wp:extent cx="5850580" cy="2959100"/>
             <wp:effectExtent b="0" l="0" r="0" t="0"/>
-            <wp:docPr id="6" name="image2.png"/>
+            <wp:docPr id="6" name="image3.png"/>
             <a:graphic>
               <a:graphicData uri="http://schemas.openxmlformats.org/drawingml/2006/picture">
                 <pic:pic>
                   <pic:nvPicPr>
-                    <pic:cNvPr id="0" name="image2.png"/>
+                    <pic:cNvPr id="0" name="image3.png"/>
                     <pic:cNvPicPr preferRelativeResize="0"/>
                   </pic:nvPicPr>
                   <pic:blipFill>
@@ -19680,7 +19774,7 @@
         <w:widowControl w:val="0"/>
         <w:numPr>
           <w:ilvl w:val="0"/>
-          <w:numId w:val="6"/>
+          <w:numId w:val="5"/>
         </w:numPr>
         <w:pBdr>
           <w:top w:space="0" w:sz="0" w:val="nil"/>
@@ -19745,7 +19839,7 @@
         <w:widowControl w:val="0"/>
         <w:numPr>
           <w:ilvl w:val="0"/>
-          <w:numId w:val="6"/>
+          <w:numId w:val="5"/>
         </w:numPr>
         <w:pBdr>
           <w:top w:space="0" w:sz="0" w:val="nil"/>
@@ -19810,7 +19904,7 @@
         <w:widowControl w:val="0"/>
         <w:numPr>
           <w:ilvl w:val="0"/>
-          <w:numId w:val="6"/>
+          <w:numId w:val="5"/>
         </w:numPr>
         <w:pBdr>
           <w:top w:space="0" w:sz="0" w:val="nil"/>
@@ -19875,7 +19969,7 @@
         <w:widowControl w:val="0"/>
         <w:numPr>
           <w:ilvl w:val="0"/>
-          <w:numId w:val="6"/>
+          <w:numId w:val="5"/>
         </w:numPr>
         <w:pBdr>
           <w:top w:space="0" w:sz="0" w:val="nil"/>
@@ -19940,7 +20034,7 @@
         <w:widowControl w:val="0"/>
         <w:numPr>
           <w:ilvl w:val="0"/>
-          <w:numId w:val="6"/>
+          <w:numId w:val="5"/>
         </w:numPr>
         <w:pBdr>
           <w:top w:space="0" w:sz="0" w:val="nil"/>
@@ -21073,7 +21167,7 @@
             </w:pPr>
             <w:sdt>
               <w:sdtPr>
-                <w:id w:val="-737356151"/>
+                <w:id w:val="1793969641"/>
                 <w:tag w:val="goog_rdk_4"/>
               </w:sdtPr>
               <w:sdtContent>
@@ -23744,7 +23838,7 @@
             </w:pPr>
             <w:sdt>
               <w:sdtPr>
-                <w:id w:val="1362948229"/>
+                <w:id w:val="-440318603"/>
                 <w:tag w:val="goog_rdk_5"/>
               </w:sdtPr>
               <w:sdtContent>
@@ -24044,7 +24138,7 @@
             </w:pPr>
             <w:sdt>
               <w:sdtPr>
-                <w:id w:val="-1047848009"/>
+                <w:id w:val="1218449886"/>
                 <w:tag w:val="goog_rdk_6"/>
               </w:sdtPr>
               <w:sdtContent>
@@ -24575,7 +24669,7 @@
             </w:pPr>
             <w:sdt>
               <w:sdtPr>
-                <w:id w:val="861523282"/>
+                <w:id w:val="1043801342"/>
                 <w:tag w:val="goog_rdk_7"/>
               </w:sdtPr>
               <w:sdtContent>
@@ -26916,8 +27010,8 @@
           <w:vertAlign w:val="baseline"/>
         </w:rPr>
       </w:pPr>
-      <w:bookmarkStart w:colFirst="0" w:colLast="0" w:name="_heading=h.x67anw2wh9mo" w:id="1"/>
-      <w:bookmarkEnd w:id="1"/>
+      <w:bookmarkStart w:colFirst="0" w:colLast="0" w:name="_heading=h.x67anw2wh9mo" w:id="2"/>
+      <w:bookmarkEnd w:id="2"/>
       <w:r>
         <w:rPr>
           <w:rtl w:val="0"/>
@@ -34609,7 +34703,7 @@
       </w:pPr>
       <w:sdt>
         <w:sdtPr>
-          <w:id w:val="-924033428"/>
+          <w:id w:val="-1702741560"/>
           <w:tag w:val="goog_rdk_8"/>
         </w:sdtPr>
         <w:sdtContent>
@@ -34663,7 +34757,7 @@
       </w:pPr>
       <w:sdt>
         <w:sdtPr>
-          <w:id w:val="-1798837922"/>
+          <w:id w:val="-1539390075"/>
           <w:tag w:val="goog_rdk_9"/>
         </w:sdtPr>
         <w:sdtContent>
@@ -34717,7 +34811,7 @@
       </w:pPr>
       <w:sdt>
         <w:sdtPr>
-          <w:id w:val="-1616165192"/>
+          <w:id w:val="-1158798442"/>
           <w:tag w:val="goog_rdk_10"/>
         </w:sdtPr>
         <w:sdtContent>
@@ -34977,7 +35071,7 @@
       </w:pPr>
       <w:sdt>
         <w:sdtPr>
-          <w:id w:val="384984614"/>
+          <w:id w:val="-699737864"/>
           <w:tag w:val="goog_rdk_11"/>
         </w:sdtPr>
         <w:sdtContent>
@@ -35050,7 +35144,7 @@
       </w:pPr>
       <w:sdt>
         <w:sdtPr>
-          <w:id w:val="-1441691837"/>
+          <w:id w:val="-163079071"/>
           <w:tag w:val="goog_rdk_12"/>
         </w:sdtPr>
         <w:sdtContent>
@@ -35599,7 +35693,7 @@
       </w:pPr>
       <w:sdt>
         <w:sdtPr>
-          <w:id w:val="536140816"/>
+          <w:id w:val="764667424"/>
           <w:tag w:val="goog_rdk_13"/>
         </w:sdtPr>
         <w:sdtContent>
@@ -35760,12 +35854,12 @@
               <wp:extent cx="398145" cy="137160"/>
               <wp:effectExtent b="0" l="0" r="0" t="0"/>
               <wp:wrapNone/>
-              <wp:docPr id="1" name="image4.png"/>
+              <wp:docPr id="1" name="image5.png"/>
               <a:graphic>
                 <a:graphicData uri="http://schemas.openxmlformats.org/drawingml/2006/picture">
                   <pic:pic>
                     <pic:nvPicPr>
-                      <pic:cNvPr id="0" name="image4.png"/>
+                      <pic:cNvPr id="0" name="image5.png"/>
                       <pic:cNvPicPr preferRelativeResize="0"/>
                     </pic:nvPicPr>
                     <pic:blipFill>
@@ -35916,12 +36010,12 @@
               <wp:extent cx="381000" cy="137160"/>
               <wp:effectExtent b="0" l="0" r="0" t="0"/>
               <wp:wrapNone/>
-              <wp:docPr id="2" name="image5.png"/>
+              <wp:docPr id="2" name="image6.png"/>
               <a:graphic>
                 <a:graphicData uri="http://schemas.openxmlformats.org/drawingml/2006/picture">
                   <pic:pic>
                     <pic:nvPicPr>
-                      <pic:cNvPr id="0" name="image5.png"/>
+                      <pic:cNvPr id="0" name="image6.png"/>
                       <pic:cNvPicPr preferRelativeResize="0"/>
                     </pic:nvPicPr>
                     <pic:blipFill>
@@ -36461,9 +36555,9 @@
   </w:abstractNum>
   <w:abstractNum w:abstractNumId="5">
     <w:lvl w:ilvl="0">
-      <w:start w:val="1"/>
-      <w:numFmt w:val="decimal"/>
-      <w:lvlText w:val="%1."/>
+      <w:start w:val="0"/>
+      <w:numFmt w:val="bullet"/>
+      <w:lvlText w:val="•"/>
       <w:lvlJc w:val="left"/>
       <w:pPr>
         <w:ind w:left="885" w:hanging="360"/>
@@ -36561,102 +36655,112 @@
   </w:abstractNum>
   <w:abstractNum w:abstractNumId="6">
     <w:lvl w:ilvl="0">
-      <w:start w:val="0"/>
-      <w:numFmt w:val="bullet"/>
-      <w:lvlText w:val="•"/>
+      <w:start w:val="1"/>
+      <w:numFmt w:val="decimal"/>
+      <w:lvlText w:val="%1."/>
       <w:lvlJc w:val="left"/>
       <w:pPr>
-        <w:ind w:left="885" w:hanging="360"/>
+        <w:ind w:left="720" w:hanging="360"/>
       </w:pPr>
       <w:rPr>
-        <w:rFonts w:ascii="Times New Roman" w:cs="Times New Roman" w:eastAsia="Times New Roman" w:hAnsi="Times New Roman"/>
-        <w:b w:val="0"/>
-        <w:bCs w:val="0"/>
-        <w:i w:val="0"/>
-        <w:iCs w:val="0"/>
-        <w:sz w:val="22"/>
-        <w:szCs w:val="22"/>
+        <w:u w:val="none"/>
       </w:rPr>
     </w:lvl>
     <w:lvl w:ilvl="1">
-      <w:start w:val="0"/>
-      <w:numFmt w:val="bullet"/>
-      <w:lvlText w:val="•"/>
+      <w:start w:val="1"/>
+      <w:numFmt w:val="lowerLetter"/>
+      <w:lvlText w:val="%2."/>
       <w:lvlJc w:val="left"/>
       <w:pPr>
-        <w:ind w:left="1713" w:hanging="360"/>
+        <w:ind w:left="1440" w:hanging="360"/>
       </w:pPr>
-      <w:rPr/>
+      <w:rPr>
+        <w:u w:val="none"/>
+      </w:rPr>
     </w:lvl>
     <w:lvl w:ilvl="2">
-      <w:start w:val="0"/>
-      <w:numFmt w:val="bullet"/>
-      <w:lvlText w:val="•"/>
+      <w:start w:val="1"/>
+      <w:numFmt w:val="lowerRoman"/>
+      <w:lvlText w:val="%3."/>
+      <w:lvlJc w:val="right"/>
+      <w:pPr>
+        <w:ind w:left="2160" w:hanging="360"/>
+      </w:pPr>
+      <w:rPr>
+        <w:u w:val="none"/>
+      </w:rPr>
+    </w:lvl>
+    <w:lvl w:ilvl="3">
+      <w:start w:val="1"/>
+      <w:numFmt w:val="decimal"/>
+      <w:lvlText w:val="%4."/>
       <w:lvlJc w:val="left"/>
       <w:pPr>
-        <w:ind w:left="2546" w:hanging="360"/>
+        <w:ind w:left="2880" w:hanging="360"/>
       </w:pPr>
-      <w:rPr/>
+      <w:rPr>
+        <w:u w:val="none"/>
+      </w:rPr>
     </w:lvl>
-    <w:lvl w:ilvl="3">
-      <w:start w:val="0"/>
-      <w:numFmt w:val="bullet"/>
-      <w:lvlText w:val="•"/>
+    <w:lvl w:ilvl="4">
+      <w:start w:val="1"/>
+      <w:numFmt w:val="lowerLetter"/>
+      <w:lvlText w:val="%5."/>
       <w:lvlJc w:val="left"/>
       <w:pPr>
-        <w:ind w:left="3380" w:hanging="360"/>
+        <w:ind w:left="3600" w:hanging="360"/>
       </w:pPr>
-      <w:rPr/>
+      <w:rPr>
+        <w:u w:val="none"/>
+      </w:rPr>
     </w:lvl>
-    <w:lvl w:ilvl="4">
-      <w:start w:val="0"/>
-      <w:numFmt w:val="bullet"/>
-      <w:lvlText w:val="•"/>
+    <w:lvl w:ilvl="5">
+      <w:start w:val="1"/>
+      <w:numFmt w:val="lowerRoman"/>
+      <w:lvlText w:val="%6."/>
+      <w:lvlJc w:val="right"/>
+      <w:pPr>
+        <w:ind w:left="4320" w:hanging="360"/>
+      </w:pPr>
+      <w:rPr>
+        <w:u w:val="none"/>
+      </w:rPr>
+    </w:lvl>
+    <w:lvl w:ilvl="6">
+      <w:start w:val="1"/>
+      <w:numFmt w:val="decimal"/>
+      <w:lvlText w:val="%7."/>
       <w:lvlJc w:val="left"/>
       <w:pPr>
-        <w:ind w:left="4213" w:hanging="360"/>
+        <w:ind w:left="5040" w:hanging="360"/>
       </w:pPr>
-      <w:rPr/>
+      <w:rPr>
+        <w:u w:val="none"/>
+      </w:rPr>
     </w:lvl>
-    <w:lvl w:ilvl="5">
-      <w:start w:val="0"/>
-      <w:numFmt w:val="bullet"/>
-      <w:lvlText w:val="•"/>
+    <w:lvl w:ilvl="7">
+      <w:start w:val="1"/>
+      <w:numFmt w:val="lowerLetter"/>
+      <w:lvlText w:val="%8."/>
       <w:lvlJc w:val="left"/>
       <w:pPr>
-        <w:ind w:left="5047" w:hanging="360"/>
+        <w:ind w:left="5760" w:hanging="360"/>
       </w:pPr>
-      <w:rPr/>
-    </w:lvl>
-    <w:lvl w:ilvl="6">
-      <w:start w:val="0"/>
-      <w:numFmt w:val="bullet"/>
-      <w:lvlText w:val="•"/>
-      <w:lvlJc w:val="left"/>
-      <w:pPr>
-        <w:ind w:left="5880" w:hanging="360"/>
-      </w:pPr>
-      <w:rPr/>
-    </w:lvl>
-    <w:lvl w:ilvl="7">
-      <w:start w:val="0"/>
-      <w:numFmt w:val="bullet"/>
-      <w:lvlText w:val="•"/>
-      <w:lvlJc w:val="left"/>
-      <w:pPr>
-        <w:ind w:left="6714" w:hanging="360"/>
-      </w:pPr>
-      <w:rPr/>
+      <w:rPr>
+        <w:u w:val="none"/>
+      </w:rPr>
     </w:lvl>
     <w:lvl w:ilvl="8">
-      <w:start w:val="0"/>
-      <w:numFmt w:val="bullet"/>
-      <w:lvlText w:val="•"/>
-      <w:lvlJc w:val="left"/>
+      <w:start w:val="1"/>
+      <w:numFmt w:val="lowerRoman"/>
+      <w:lvlText w:val="%9."/>
+      <w:lvlJc w:val="right"/>
       <w:pPr>
-        <w:ind w:left="7547" w:hanging="360"/>
+        <w:ind w:left="6480" w:hanging="360"/>
       </w:pPr>
-      <w:rPr/>
+      <w:rPr>
+        <w:u w:val="none"/>
+      </w:rPr>
     </w:lvl>
   </w:abstractNum>
   <w:abstractNum w:abstractNumId="7">
@@ -37724,7 +37828,7 @@
 
 <file path=customXML/item1.xml><?xml version="1.0" encoding="utf-8"?>
 <go:gDocsCustomXmlDataStorage xmlns:go="http://customooxmlschemas.google.com/" xmlns:r="http://schemas.openxmlformats.org/officeDocument/2006/relationships" uri="GoogleDocsCustomDataVersion2">
-  <go:docsCustomData xmlns:go="http://customooxmlschemas.google.com/" roundtripDataSignature="AMtx7mhHQ/uybvSLIme+cYEfzXmBh6LRrA==">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</go:docsCustomData>
+  <go:docsCustomData xmlns:go="http://customooxmlschemas.google.com/" roundtripDataSignature="AMtx7miB1LaiB5LpDpMObCAFZp/gUty7uw==">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</go:docsCustomData>
 </go:gDocsCustomXmlDataStorage>
 </file>
 

--- a/deliverables/BizArch.docx
+++ b/deliverables/BizArch.docx
@@ -3450,7 +3450,7 @@
             </w:pPr>
             <w:sdt>
               <w:sdtPr>
-                <w:id w:val="-1257065009"/>
+                <w:id w:val="1964233347"/>
                 <w:tag w:val="goog_rdk_0"/>
               </w:sdtPr>
               <w:sdtContent>
@@ -5658,7 +5658,7 @@
             </w:pPr>
             <w:sdt>
               <w:sdtPr>
-                <w:id w:val="1738476457"/>
+                <w:id w:val="-1387262100"/>
                 <w:tag w:val="goog_rdk_1"/>
               </w:sdtPr>
               <w:sdtContent>
@@ -7028,7 +7028,7 @@
             </w:pPr>
             <w:sdt>
               <w:sdtPr>
-                <w:id w:val="-1674039038"/>
+                <w:id w:val="1370935475"/>
                 <w:tag w:val="goog_rdk_2"/>
               </w:sdtPr>
               <w:sdtContent>
@@ -8762,12 +8762,12 @@
           <wp:inline distB="114300" distT="114300" distL="114300" distR="114300">
             <wp:extent cx="5850580" cy="3187700"/>
             <wp:effectExtent b="0" l="0" r="0" t="0"/>
-            <wp:docPr id="5" name="image1.png"/>
+            <wp:docPr id="5" name="image3.png"/>
             <a:graphic>
               <a:graphicData uri="http://schemas.openxmlformats.org/drawingml/2006/picture">
                 <pic:pic>
                   <pic:nvPicPr>
-                    <pic:cNvPr id="0" name="image1.png"/>
+                    <pic:cNvPr id="0" name="image3.png"/>
                     <pic:cNvPicPr preferRelativeResize="0"/>
                   </pic:nvPicPr>
                   <pic:blipFill>
@@ -12932,16 +12932,273 @@
           <w:tab w:val="left" w:leader="none" w:pos="884"/>
         </w:tabs>
         <w:spacing w:before="80" w:lineRule="auto"/>
+        <w:ind w:left="165" w:firstLine="0"/>
         <w:rPr/>
       </w:pPr>
-      <w:bookmarkStart w:colFirst="0" w:colLast="0" w:name="_heading=h.k793jnfv49f2" w:id="1"/>
+      <w:bookmarkStart w:colFirst="0" w:colLast="0" w:name="_heading=h.cgrqd349mjzh" w:id="1"/>
       <w:bookmarkEnd w:id="1"/>
       <w:r>
         <w:rPr>
           <w:rtl w:val="0"/>
         </w:rPr>
-        <w:tab/>
-        <w:t xml:space="preserve">Sequence Diagram</w:t>
+      </w:r>
+    </w:p>
+    <w:p>
+      <w:pPr>
+        <w:pStyle w:val="Heading3"/>
+        <w:tabs>
+          <w:tab w:val="left" w:leader="none" w:pos="884"/>
+        </w:tabs>
+        <w:spacing w:before="80" w:lineRule="auto"/>
+        <w:ind w:left="165" w:firstLine="0"/>
+        <w:rPr/>
+      </w:pPr>
+      <w:bookmarkStart w:colFirst="0" w:colLast="0" w:name="_heading=h.w2ytpi8g4zq7" w:id="2"/>
+      <w:bookmarkEnd w:id="2"/>
+      <w:r>
+        <w:rPr>
+          <w:rtl w:val="0"/>
+        </w:rPr>
+      </w:r>
+    </w:p>
+    <w:p>
+      <w:pPr>
+        <w:pStyle w:val="Heading3"/>
+        <w:tabs>
+          <w:tab w:val="left" w:leader="none" w:pos="884"/>
+        </w:tabs>
+        <w:spacing w:before="80" w:lineRule="auto"/>
+        <w:ind w:left="165" w:firstLine="0"/>
+        <w:rPr/>
+      </w:pPr>
+      <w:bookmarkStart w:colFirst="0" w:colLast="0" w:name="_heading=h.rpy4tw874ekm" w:id="3"/>
+      <w:bookmarkEnd w:id="3"/>
+      <w:r>
+        <w:rPr>
+          <w:rtl w:val="0"/>
+        </w:rPr>
+      </w:r>
+    </w:p>
+    <w:p>
+      <w:pPr>
+        <w:pStyle w:val="Heading3"/>
+        <w:tabs>
+          <w:tab w:val="left" w:leader="none" w:pos="884"/>
+        </w:tabs>
+        <w:spacing w:before="80" w:lineRule="auto"/>
+        <w:ind w:left="165" w:firstLine="0"/>
+        <w:rPr/>
+      </w:pPr>
+      <w:bookmarkStart w:colFirst="0" w:colLast="0" w:name="_heading=h.b24igkko6ono" w:id="4"/>
+      <w:bookmarkEnd w:id="4"/>
+      <w:r>
+        <w:rPr>
+          <w:rtl w:val="0"/>
+        </w:rPr>
+      </w:r>
+    </w:p>
+    <w:p>
+      <w:pPr>
+        <w:pStyle w:val="Heading3"/>
+        <w:tabs>
+          <w:tab w:val="left" w:leader="none" w:pos="884"/>
+        </w:tabs>
+        <w:spacing w:before="80" w:lineRule="auto"/>
+        <w:ind w:left="165" w:firstLine="0"/>
+        <w:rPr/>
+      </w:pPr>
+      <w:bookmarkStart w:colFirst="0" w:colLast="0" w:name="_heading=h.2fl16galcxyw" w:id="5"/>
+      <w:bookmarkEnd w:id="5"/>
+      <w:r>
+        <w:rPr>
+          <w:rtl w:val="0"/>
+        </w:rPr>
+      </w:r>
+    </w:p>
+    <w:p>
+      <w:pPr>
+        <w:pStyle w:val="Heading3"/>
+        <w:tabs>
+          <w:tab w:val="left" w:leader="none" w:pos="884"/>
+        </w:tabs>
+        <w:spacing w:before="80" w:lineRule="auto"/>
+        <w:ind w:left="165" w:firstLine="0"/>
+        <w:rPr/>
+      </w:pPr>
+      <w:bookmarkStart w:colFirst="0" w:colLast="0" w:name="_heading=h.udfx8god78l0" w:id="6"/>
+      <w:bookmarkEnd w:id="6"/>
+      <w:r>
+        <w:rPr>
+          <w:rtl w:val="0"/>
+        </w:rPr>
+      </w:r>
+    </w:p>
+    <w:p>
+      <w:pPr>
+        <w:pStyle w:val="Heading3"/>
+        <w:tabs>
+          <w:tab w:val="left" w:leader="none" w:pos="884"/>
+        </w:tabs>
+        <w:spacing w:before="80" w:lineRule="auto"/>
+        <w:ind w:left="165" w:firstLine="0"/>
+        <w:rPr/>
+      </w:pPr>
+      <w:bookmarkStart w:colFirst="0" w:colLast="0" w:name="_heading=h.8s5p02779fla" w:id="7"/>
+      <w:bookmarkEnd w:id="7"/>
+      <w:r>
+        <w:rPr>
+          <w:rtl w:val="0"/>
+        </w:rPr>
+      </w:r>
+    </w:p>
+    <w:p>
+      <w:pPr>
+        <w:pStyle w:val="Heading3"/>
+        <w:tabs>
+          <w:tab w:val="left" w:leader="none" w:pos="884"/>
+        </w:tabs>
+        <w:spacing w:before="80" w:lineRule="auto"/>
+        <w:ind w:left="165" w:firstLine="0"/>
+        <w:rPr/>
+      </w:pPr>
+      <w:bookmarkStart w:colFirst="0" w:colLast="0" w:name="_heading=h.imbyn294s16" w:id="8"/>
+      <w:bookmarkEnd w:id="8"/>
+      <w:r>
+        <w:rPr>
+          <w:rtl w:val="0"/>
+        </w:rPr>
+      </w:r>
+    </w:p>
+    <w:p>
+      <w:pPr>
+        <w:pStyle w:val="Heading3"/>
+        <w:tabs>
+          <w:tab w:val="left" w:leader="none" w:pos="884"/>
+        </w:tabs>
+        <w:spacing w:before="80" w:lineRule="auto"/>
+        <w:ind w:left="165" w:firstLine="0"/>
+        <w:rPr/>
+      </w:pPr>
+      <w:bookmarkStart w:colFirst="0" w:colLast="0" w:name="_heading=h.dphmthsarl0w" w:id="9"/>
+      <w:bookmarkEnd w:id="9"/>
+      <w:r>
+        <w:rPr>
+          <w:rtl w:val="0"/>
+        </w:rPr>
+      </w:r>
+    </w:p>
+    <w:p>
+      <w:pPr>
+        <w:pStyle w:val="Heading3"/>
+        <w:tabs>
+          <w:tab w:val="left" w:leader="none" w:pos="884"/>
+        </w:tabs>
+        <w:spacing w:before="80" w:lineRule="auto"/>
+        <w:ind w:left="165" w:firstLine="0"/>
+        <w:rPr/>
+      </w:pPr>
+      <w:bookmarkStart w:colFirst="0" w:colLast="0" w:name="_heading=h.b8mif9626t5t" w:id="10"/>
+      <w:bookmarkEnd w:id="10"/>
+      <w:r>
+        <w:rPr>
+          <w:rtl w:val="0"/>
+        </w:rPr>
+      </w:r>
+    </w:p>
+    <w:p>
+      <w:pPr>
+        <w:pStyle w:val="Heading3"/>
+        <w:tabs>
+          <w:tab w:val="left" w:leader="none" w:pos="884"/>
+        </w:tabs>
+        <w:spacing w:before="80" w:lineRule="auto"/>
+        <w:ind w:left="165" w:firstLine="0"/>
+        <w:rPr/>
+      </w:pPr>
+      <w:bookmarkStart w:colFirst="0" w:colLast="0" w:name="_heading=h.va24ae6u43rj" w:id="11"/>
+      <w:bookmarkEnd w:id="11"/>
+      <w:r>
+        <w:rPr>
+          <w:rtl w:val="0"/>
+        </w:rPr>
+      </w:r>
+    </w:p>
+    <w:p>
+      <w:pPr>
+        <w:pStyle w:val="Heading3"/>
+        <w:tabs>
+          <w:tab w:val="left" w:leader="none" w:pos="884"/>
+        </w:tabs>
+        <w:spacing w:before="80" w:lineRule="auto"/>
+        <w:ind w:left="165" w:firstLine="0"/>
+        <w:rPr/>
+      </w:pPr>
+      <w:bookmarkStart w:colFirst="0" w:colLast="0" w:name="_heading=h.u623pnsv623i" w:id="12"/>
+      <w:bookmarkEnd w:id="12"/>
+      <w:r>
+        <w:rPr>
+          <w:rtl w:val="0"/>
+        </w:rPr>
+      </w:r>
+    </w:p>
+    <w:p>
+      <w:pPr>
+        <w:pStyle w:val="Heading3"/>
+        <w:tabs>
+          <w:tab w:val="left" w:leader="none" w:pos="884"/>
+        </w:tabs>
+        <w:spacing w:before="80" w:lineRule="auto"/>
+        <w:ind w:left="165" w:firstLine="0"/>
+        <w:rPr/>
+      </w:pPr>
+      <w:bookmarkStart w:colFirst="0" w:colLast="0" w:name="_heading=h.q8p3vqa45equ" w:id="13"/>
+      <w:bookmarkEnd w:id="13"/>
+      <w:r>
+        <w:rPr>
+          <w:rtl w:val="0"/>
+        </w:rPr>
+      </w:r>
+    </w:p>
+    <w:p>
+      <w:pPr>
+        <w:pStyle w:val="Heading3"/>
+        <w:tabs>
+          <w:tab w:val="left" w:leader="none" w:pos="884"/>
+        </w:tabs>
+        <w:spacing w:before="80" w:lineRule="auto"/>
+        <w:ind w:left="0" w:firstLine="0"/>
+        <w:rPr/>
+      </w:pPr>
+      <w:bookmarkStart w:colFirst="0" w:colLast="0" w:name="_heading=h.2ib1s3xcjcgt" w:id="14"/>
+      <w:bookmarkEnd w:id="14"/>
+      <w:r>
+        <w:rPr>
+          <w:rtl w:val="0"/>
+        </w:rPr>
+      </w:r>
+    </w:p>
+    <w:p>
+      <w:pPr>
+        <w:pStyle w:val="Heading3"/>
+        <w:tabs>
+          <w:tab w:val="left" w:leader="none" w:pos="884"/>
+        </w:tabs>
+        <w:spacing w:before="80" w:lineRule="auto"/>
+        <w:ind w:left="0" w:firstLine="0"/>
+        <w:rPr/>
+      </w:pPr>
+      <w:bookmarkStart w:colFirst="0" w:colLast="0" w:name="_heading=h.k793jnfv49f2" w:id="15"/>
+      <w:bookmarkEnd w:id="15"/>
+      <w:r>
+        <w:rPr>
+          <w:rtl w:val="0"/>
+        </w:rPr>
+        <w:t xml:space="preserve">System Sequence Diagram </w:t>
+      </w:r>
+      <w:r>
+        <w:rPr>
+          <w:rtl w:val="0"/>
+        </w:rPr>
       </w:r>
     </w:p>
     <w:p>
@@ -12970,14 +13227,14 @@
         <w:rPr/>
         <w:drawing>
           <wp:inline distB="114300" distT="114300" distL="114300" distR="114300">
-            <wp:extent cx="5850580" cy="2959100"/>
+            <wp:extent cx="6077485" cy="4849812"/>
             <wp:effectExtent b="0" l="0" r="0" t="0"/>
-            <wp:docPr id="3" name="image2.png"/>
+            <wp:docPr id="8" name="image8.png"/>
             <a:graphic>
               <a:graphicData uri="http://schemas.openxmlformats.org/drawingml/2006/picture">
                 <pic:pic>
                   <pic:nvPicPr>
-                    <pic:cNvPr id="0" name="image2.png"/>
+                    <pic:cNvPr id="0" name="image8.png"/>
                     <pic:cNvPicPr preferRelativeResize="0"/>
                   </pic:nvPicPr>
                   <pic:blipFill>
@@ -12990,7 +13247,7 @@
                   <pic:spPr>
                     <a:xfrm>
                       <a:off x="0" y="0"/>
-                      <a:ext cx="5850580" cy="2959100"/>
+                      <a:ext cx="6077485" cy="4849812"/>
                     </a:xfrm>
                     <a:prstGeom prst="rect"/>
                     <a:ln/>
@@ -13005,6 +13262,364 @@
         <w:rPr>
           <w:rtl w:val="0"/>
         </w:rPr>
+        <w:t xml:space="preserve"> </w:t>
+      </w:r>
+      <w:r>
+        <w:rPr>
+          <w:rtl w:val="0"/>
+        </w:rPr>
+      </w:r>
+    </w:p>
+    <w:p>
+      <w:pPr>
+        <w:keepNext w:val="0"/>
+        <w:keepLines w:val="0"/>
+        <w:pageBreakBefore w:val="0"/>
+        <w:widowControl w:val="0"/>
+        <w:pBdr>
+          <w:top w:space="0" w:sz="0" w:val="nil"/>
+          <w:left w:space="0" w:sz="0" w:val="nil"/>
+          <w:bottom w:space="0" w:sz="0" w:val="nil"/>
+          <w:right w:space="0" w:sz="0" w:val="nil"/>
+          <w:between w:space="0" w:sz="0" w:val="nil"/>
+        </w:pBdr>
+        <w:shd w:fill="auto" w:val="clear"/>
+        <w:tabs>
+          <w:tab w:val="left" w:leader="none" w:pos="884"/>
+        </w:tabs>
+        <w:spacing w:after="0" w:before="80" w:line="240" w:lineRule="auto"/>
+        <w:ind w:left="0" w:right="0" w:firstLine="0"/>
+        <w:jc w:val="center"/>
+        <w:rPr/>
+      </w:pPr>
+      <w:r>
+        <w:rPr>
+          <w:rtl w:val="0"/>
+        </w:rPr>
+      </w:r>
+    </w:p>
+    <w:p>
+      <w:pPr>
+        <w:pStyle w:val="Heading3"/>
+        <w:tabs>
+          <w:tab w:val="left" w:leader="none" w:pos="884"/>
+        </w:tabs>
+        <w:spacing w:before="80" w:lineRule="auto"/>
+        <w:rPr/>
+      </w:pPr>
+      <w:bookmarkStart w:colFirst="0" w:colLast="0" w:name="_heading=h.f003h5bnbq3b" w:id="16"/>
+      <w:bookmarkEnd w:id="16"/>
+      <w:r>
+        <w:rPr>
+          <w:rtl w:val="0"/>
+        </w:rPr>
+      </w:r>
+    </w:p>
+    <w:p>
+      <w:pPr>
+        <w:pStyle w:val="Heading3"/>
+        <w:tabs>
+          <w:tab w:val="left" w:leader="none" w:pos="884"/>
+        </w:tabs>
+        <w:spacing w:before="80" w:lineRule="auto"/>
+        <w:rPr/>
+      </w:pPr>
+      <w:bookmarkStart w:colFirst="0" w:colLast="0" w:name="_heading=h.8cbdqcnjo3ci" w:id="17"/>
+      <w:bookmarkEnd w:id="17"/>
+      <w:r>
+        <w:rPr>
+          <w:rtl w:val="0"/>
+        </w:rPr>
+      </w:r>
+    </w:p>
+    <w:p>
+      <w:pPr>
+        <w:pStyle w:val="Heading3"/>
+        <w:tabs>
+          <w:tab w:val="left" w:leader="none" w:pos="884"/>
+        </w:tabs>
+        <w:spacing w:before="80" w:lineRule="auto"/>
+        <w:rPr/>
+      </w:pPr>
+      <w:bookmarkStart w:colFirst="0" w:colLast="0" w:name="_heading=h.e114rbgqx6ag" w:id="18"/>
+      <w:bookmarkEnd w:id="18"/>
+      <w:r>
+        <w:rPr>
+          <w:rtl w:val="0"/>
+        </w:rPr>
+      </w:r>
+    </w:p>
+    <w:p>
+      <w:pPr>
+        <w:pStyle w:val="Heading3"/>
+        <w:tabs>
+          <w:tab w:val="left" w:leader="none" w:pos="884"/>
+        </w:tabs>
+        <w:spacing w:before="80" w:lineRule="auto"/>
+        <w:rPr/>
+      </w:pPr>
+      <w:bookmarkStart w:colFirst="0" w:colLast="0" w:name="_heading=h.fe9ddfsg4knu" w:id="19"/>
+      <w:bookmarkEnd w:id="19"/>
+      <w:r>
+        <w:rPr>
+          <w:rtl w:val="0"/>
+        </w:rPr>
+      </w:r>
+    </w:p>
+    <w:p>
+      <w:pPr>
+        <w:pStyle w:val="Heading3"/>
+        <w:tabs>
+          <w:tab w:val="left" w:leader="none" w:pos="884"/>
+        </w:tabs>
+        <w:spacing w:before="80" w:lineRule="auto"/>
+        <w:rPr/>
+      </w:pPr>
+      <w:bookmarkStart w:colFirst="0" w:colLast="0" w:name="_heading=h.oywqiaa55kcp" w:id="20"/>
+      <w:bookmarkEnd w:id="20"/>
+      <w:r>
+        <w:rPr>
+          <w:rtl w:val="0"/>
+        </w:rPr>
+      </w:r>
+    </w:p>
+    <w:p>
+      <w:pPr>
+        <w:pStyle w:val="Heading3"/>
+        <w:tabs>
+          <w:tab w:val="left" w:leader="none" w:pos="884"/>
+        </w:tabs>
+        <w:spacing w:before="80" w:lineRule="auto"/>
+        <w:rPr/>
+      </w:pPr>
+      <w:bookmarkStart w:colFirst="0" w:colLast="0" w:name="_heading=h.7al725bj1u8q" w:id="21"/>
+      <w:bookmarkEnd w:id="21"/>
+      <w:r>
+        <w:rPr>
+          <w:rtl w:val="0"/>
+        </w:rPr>
+      </w:r>
+    </w:p>
+    <w:p>
+      <w:pPr>
+        <w:pStyle w:val="Heading3"/>
+        <w:tabs>
+          <w:tab w:val="left" w:leader="none" w:pos="884"/>
+        </w:tabs>
+        <w:spacing w:before="80" w:lineRule="auto"/>
+        <w:rPr/>
+      </w:pPr>
+      <w:bookmarkStart w:colFirst="0" w:colLast="0" w:name="_heading=h.n6bqhjbo5g31" w:id="22"/>
+      <w:bookmarkEnd w:id="22"/>
+      <w:r>
+        <w:rPr>
+          <w:rtl w:val="0"/>
+        </w:rPr>
+      </w:r>
+    </w:p>
+    <w:p>
+      <w:pPr>
+        <w:pStyle w:val="Heading3"/>
+        <w:tabs>
+          <w:tab w:val="left" w:leader="none" w:pos="884"/>
+        </w:tabs>
+        <w:spacing w:before="80" w:lineRule="auto"/>
+        <w:rPr/>
+      </w:pPr>
+      <w:bookmarkStart w:colFirst="0" w:colLast="0" w:name="_heading=h.mh2ehgx5nhgz" w:id="23"/>
+      <w:bookmarkEnd w:id="23"/>
+      <w:r>
+        <w:rPr>
+          <w:rtl w:val="0"/>
+        </w:rPr>
+      </w:r>
+    </w:p>
+    <w:p>
+      <w:pPr>
+        <w:pStyle w:val="Heading3"/>
+        <w:tabs>
+          <w:tab w:val="left" w:leader="none" w:pos="884"/>
+        </w:tabs>
+        <w:spacing w:before="80" w:lineRule="auto"/>
+        <w:rPr/>
+      </w:pPr>
+      <w:bookmarkStart w:colFirst="0" w:colLast="0" w:name="_heading=h.fknwqnaqtw3" w:id="24"/>
+      <w:bookmarkEnd w:id="24"/>
+      <w:r>
+        <w:rPr>
+          <w:rtl w:val="0"/>
+        </w:rPr>
+      </w:r>
+    </w:p>
+    <w:p>
+      <w:pPr>
+        <w:pStyle w:val="Heading3"/>
+        <w:tabs>
+          <w:tab w:val="left" w:leader="none" w:pos="884"/>
+        </w:tabs>
+        <w:spacing w:before="80" w:lineRule="auto"/>
+        <w:rPr/>
+      </w:pPr>
+      <w:bookmarkStart w:colFirst="0" w:colLast="0" w:name="_heading=h.bp9hk2ucjlla" w:id="25"/>
+      <w:bookmarkEnd w:id="25"/>
+      <w:r>
+        <w:rPr>
+          <w:rtl w:val="0"/>
+        </w:rPr>
+      </w:r>
+    </w:p>
+    <w:p>
+      <w:pPr>
+        <w:pStyle w:val="Heading3"/>
+        <w:tabs>
+          <w:tab w:val="left" w:leader="none" w:pos="884"/>
+        </w:tabs>
+        <w:spacing w:before="80" w:lineRule="auto"/>
+        <w:rPr/>
+      </w:pPr>
+      <w:bookmarkStart w:colFirst="0" w:colLast="0" w:name="_heading=h.kt3p7jbnoit5" w:id="26"/>
+      <w:bookmarkEnd w:id="26"/>
+      <w:r>
+        <w:rPr>
+          <w:rtl w:val="0"/>
+        </w:rPr>
+      </w:r>
+    </w:p>
+    <w:p>
+      <w:pPr>
+        <w:pStyle w:val="Heading3"/>
+        <w:tabs>
+          <w:tab w:val="left" w:leader="none" w:pos="884"/>
+        </w:tabs>
+        <w:spacing w:before="80" w:lineRule="auto"/>
+        <w:rPr/>
+      </w:pPr>
+      <w:bookmarkStart w:colFirst="0" w:colLast="0" w:name="_heading=h.ju3tkknn0jtj" w:id="27"/>
+      <w:bookmarkEnd w:id="27"/>
+      <w:r>
+        <w:rPr>
+          <w:rtl w:val="0"/>
+        </w:rPr>
+      </w:r>
+    </w:p>
+    <w:p>
+      <w:pPr>
+        <w:pStyle w:val="Heading3"/>
+        <w:tabs>
+          <w:tab w:val="left" w:leader="none" w:pos="884"/>
+        </w:tabs>
+        <w:spacing w:before="80" w:lineRule="auto"/>
+        <w:rPr/>
+      </w:pPr>
+      <w:bookmarkStart w:colFirst="0" w:colLast="0" w:name="_heading=h.q0drcuw9i0ti" w:id="28"/>
+      <w:bookmarkEnd w:id="28"/>
+      <w:r>
+        <w:rPr>
+          <w:rtl w:val="0"/>
+        </w:rPr>
+      </w:r>
+    </w:p>
+    <w:p>
+      <w:pPr>
+        <w:pStyle w:val="Heading3"/>
+        <w:tabs>
+          <w:tab w:val="left" w:leader="none" w:pos="884"/>
+        </w:tabs>
+        <w:spacing w:before="80" w:lineRule="auto"/>
+        <w:rPr/>
+      </w:pPr>
+      <w:bookmarkStart w:colFirst="0" w:colLast="0" w:name="_heading=h.mucim1za1jio" w:id="29"/>
+      <w:bookmarkEnd w:id="29"/>
+      <w:r>
+        <w:rPr>
+          <w:rtl w:val="0"/>
+        </w:rPr>
+      </w:r>
+    </w:p>
+    <w:p>
+      <w:pPr>
+        <w:tabs>
+          <w:tab w:val="left" w:leader="none" w:pos="884"/>
+        </w:tabs>
+        <w:rPr/>
+      </w:pPr>
+      <w:r>
+        <w:rPr>
+          <w:rtl w:val="0"/>
+        </w:rPr>
+      </w:r>
+    </w:p>
+    <w:p>
+      <w:pPr>
+        <w:pStyle w:val="Heading3"/>
+        <w:tabs>
+          <w:tab w:val="left" w:leader="none" w:pos="884"/>
+        </w:tabs>
+        <w:spacing w:before="80" w:lineRule="auto"/>
+        <w:ind w:left="0" w:firstLine="0"/>
+        <w:rPr/>
+      </w:pPr>
+      <w:bookmarkStart w:colFirst="0" w:colLast="0" w:name="_heading=h.yfzk1jfr0ng2" w:id="30"/>
+      <w:bookmarkEnd w:id="30"/>
+      <w:r>
+        <w:rPr>
+          <w:rtl w:val="0"/>
+        </w:rPr>
+        <w:t xml:space="preserve">Business Process Flow </w:t>
+      </w:r>
+      <w:r>
+        <w:rPr>
+          <w:rtl w:val="0"/>
+        </w:rPr>
+      </w:r>
+    </w:p>
+    <w:p>
+      <w:pPr>
+        <w:tabs>
+          <w:tab w:val="left" w:leader="none" w:pos="884"/>
+        </w:tabs>
+        <w:rPr/>
+      </w:pPr>
+      <w:r>
+        <w:rPr/>
+        <w:drawing>
+          <wp:inline distB="114300" distT="114300" distL="114300" distR="114300">
+            <wp:extent cx="6306522" cy="4067249"/>
+            <wp:effectExtent b="0" l="0" r="0" t="0"/>
+            <wp:docPr id="3" name="image2.png"/>
+            <a:graphic>
+              <a:graphicData uri="http://schemas.openxmlformats.org/drawingml/2006/picture">
+                <pic:pic>
+                  <pic:nvPicPr>
+                    <pic:cNvPr id="0" name="image2.png"/>
+                    <pic:cNvPicPr preferRelativeResize="0"/>
+                  </pic:nvPicPr>
+                  <pic:blipFill>
+                    <a:blip r:embed="rId11"/>
+                    <a:srcRect b="0" l="0" r="0" t="0"/>
+                    <a:stretch>
+                      <a:fillRect/>
+                    </a:stretch>
+                  </pic:blipFill>
+                  <pic:spPr>
+                    <a:xfrm>
+                      <a:off x="0" y="0"/>
+                      <a:ext cx="6306522" cy="4067249"/>
+                    </a:xfrm>
+                    <a:prstGeom prst="rect"/>
+                    <a:ln/>
+                  </pic:spPr>
+                </pic:pic>
+              </a:graphicData>
+            </a:graphic>
+          </wp:inline>
+        </w:drawing>
+      </w:r>
+      <w:r>
+        <w:rPr>
+          <w:rtl w:val="0"/>
+        </w:rPr>
+        <w:t xml:space="preserve"> </w:t>
       </w:r>
     </w:p>
     <w:p>
@@ -13012,6 +13627,203 @@
         <w:pStyle w:val="Heading3"/>
         <w:spacing w:before="238" w:lineRule="auto"/>
         <w:ind w:left="165" w:firstLine="0"/>
+        <w:rPr>
+          <w:color w:val="666666"/>
+        </w:rPr>
+      </w:pPr>
+      <w:r>
+        <w:rPr>
+          <w:color w:val="666666"/>
+          <w:rtl w:val="0"/>
+        </w:rPr>
+        <w:br w:type="textWrapping"/>
+      </w:r>
+    </w:p>
+    <w:p>
+      <w:pPr>
+        <w:pStyle w:val="Heading3"/>
+        <w:spacing w:before="238" w:lineRule="auto"/>
+        <w:ind w:left="165" w:firstLine="0"/>
+        <w:rPr>
+          <w:color w:val="666666"/>
+        </w:rPr>
+      </w:pPr>
+      <w:r>
+        <w:rPr>
+          <w:rtl w:val="0"/>
+        </w:rPr>
+      </w:r>
+    </w:p>
+    <w:p>
+      <w:pPr>
+        <w:pStyle w:val="Heading3"/>
+        <w:spacing w:before="238" w:lineRule="auto"/>
+        <w:ind w:left="165" w:firstLine="0"/>
+        <w:rPr>
+          <w:color w:val="666666"/>
+        </w:rPr>
+      </w:pPr>
+      <w:r>
+        <w:rPr>
+          <w:rtl w:val="0"/>
+        </w:rPr>
+      </w:r>
+    </w:p>
+    <w:p>
+      <w:pPr>
+        <w:pStyle w:val="Heading3"/>
+        <w:spacing w:before="238" w:lineRule="auto"/>
+        <w:ind w:left="165" w:firstLine="0"/>
+        <w:rPr>
+          <w:color w:val="666666"/>
+        </w:rPr>
+      </w:pPr>
+      <w:r>
+        <w:rPr>
+          <w:rtl w:val="0"/>
+        </w:rPr>
+      </w:r>
+    </w:p>
+    <w:p>
+      <w:pPr>
+        <w:pStyle w:val="Heading3"/>
+        <w:spacing w:before="238" w:lineRule="auto"/>
+        <w:ind w:left="165" w:firstLine="0"/>
+        <w:rPr>
+          <w:color w:val="666666"/>
+        </w:rPr>
+      </w:pPr>
+      <w:r>
+        <w:rPr>
+          <w:rtl w:val="0"/>
+        </w:rPr>
+      </w:r>
+    </w:p>
+    <w:p>
+      <w:pPr>
+        <w:pStyle w:val="Heading3"/>
+        <w:spacing w:before="238" w:lineRule="auto"/>
+        <w:ind w:left="165" w:firstLine="0"/>
+        <w:rPr>
+          <w:color w:val="666666"/>
+        </w:rPr>
+      </w:pPr>
+      <w:r>
+        <w:rPr>
+          <w:rtl w:val="0"/>
+        </w:rPr>
+      </w:r>
+    </w:p>
+    <w:p>
+      <w:pPr>
+        <w:pStyle w:val="Heading3"/>
+        <w:spacing w:before="238" w:lineRule="auto"/>
+        <w:ind w:left="165" w:firstLine="0"/>
+        <w:rPr>
+          <w:color w:val="666666"/>
+        </w:rPr>
+      </w:pPr>
+      <w:r>
+        <w:rPr>
+          <w:rtl w:val="0"/>
+        </w:rPr>
+      </w:r>
+    </w:p>
+    <w:p>
+      <w:pPr>
+        <w:pStyle w:val="Heading3"/>
+        <w:spacing w:before="238" w:lineRule="auto"/>
+        <w:ind w:left="165" w:firstLine="0"/>
+        <w:rPr>
+          <w:color w:val="666666"/>
+        </w:rPr>
+      </w:pPr>
+      <w:r>
+        <w:rPr>
+          <w:rtl w:val="0"/>
+        </w:rPr>
+      </w:r>
+    </w:p>
+    <w:p>
+      <w:pPr>
+        <w:pStyle w:val="Heading3"/>
+        <w:spacing w:before="238" w:lineRule="auto"/>
+        <w:ind w:left="165" w:firstLine="0"/>
+        <w:rPr>
+          <w:color w:val="666666"/>
+        </w:rPr>
+      </w:pPr>
+      <w:r>
+        <w:rPr>
+          <w:rtl w:val="0"/>
+        </w:rPr>
+      </w:r>
+    </w:p>
+    <w:p>
+      <w:pPr>
+        <w:pStyle w:val="Heading3"/>
+        <w:spacing w:before="238" w:lineRule="auto"/>
+        <w:ind w:left="165" w:firstLine="0"/>
+        <w:rPr>
+          <w:color w:val="666666"/>
+        </w:rPr>
+      </w:pPr>
+      <w:r>
+        <w:rPr>
+          <w:rtl w:val="0"/>
+        </w:rPr>
+      </w:r>
+    </w:p>
+    <w:p>
+      <w:pPr>
+        <w:pStyle w:val="Heading3"/>
+        <w:spacing w:before="238" w:lineRule="auto"/>
+        <w:ind w:left="165" w:firstLine="0"/>
+        <w:rPr>
+          <w:color w:val="666666"/>
+        </w:rPr>
+      </w:pPr>
+      <w:r>
+        <w:rPr>
+          <w:rtl w:val="0"/>
+        </w:rPr>
+      </w:r>
+    </w:p>
+    <w:p>
+      <w:pPr>
+        <w:pStyle w:val="Heading3"/>
+        <w:spacing w:before="238" w:lineRule="auto"/>
+        <w:ind w:left="165" w:firstLine="0"/>
+        <w:rPr>
+          <w:color w:val="666666"/>
+        </w:rPr>
+      </w:pPr>
+      <w:r>
+        <w:rPr>
+          <w:rtl w:val="0"/>
+        </w:rPr>
+      </w:r>
+    </w:p>
+    <w:p>
+      <w:pPr>
+        <w:pStyle w:val="Heading3"/>
+        <w:spacing w:before="238" w:lineRule="auto"/>
+        <w:ind w:left="0" w:firstLine="0"/>
+        <w:rPr>
+          <w:color w:val="666666"/>
+        </w:rPr>
+      </w:pPr>
+      <w:r>
+        <w:rPr>
+          <w:rtl w:val="0"/>
+        </w:rPr>
+      </w:r>
+    </w:p>
+    <w:p>
+      <w:pPr>
+        <w:pStyle w:val="Heading3"/>
+        <w:spacing w:before="238" w:lineRule="auto"/>
+        <w:ind w:left="0" w:firstLine="0"/>
         <w:rPr/>
       </w:pPr>
       <w:r>
@@ -13019,9 +13831,6 @@
           <w:color w:val="666666"/>
           <w:rtl w:val="0"/>
         </w:rPr>
-        <w:br w:type="textWrapping"/>
-        <w:br w:type="textWrapping"/>
-        <w:br w:type="textWrapping"/>
         <w:t xml:space="preserve">5.2 Process: Hủy đơn hàng (Cancellation Flow)</w:t>
       </w:r>
       <w:r>
@@ -13614,33 +14423,58 @@
         <w:rPr>
           <w:rtl w:val="0"/>
         </w:rPr>
-        <w:br w:type="textWrapping"/>
       </w:r>
     </w:p>
     <w:p>
       <w:pPr>
+        <w:pStyle w:val="Heading3"/>
         <w:tabs>
           <w:tab w:val="left" w:leader="none" w:pos="884"/>
         </w:tabs>
         <w:spacing w:before="141" w:lineRule="auto"/>
         <w:rPr/>
       </w:pPr>
+      <w:bookmarkStart w:colFirst="0" w:colLast="0" w:name="_heading=h.d53ncuk46xku" w:id="31"/>
+      <w:bookmarkEnd w:id="31"/>
       <w:r>
-        <w:rPr/>
+        <w:rPr>
+          <w:rtl w:val="0"/>
+        </w:rPr>
+        <w:t xml:space="preserve">System Sequence Diagram </w:t>
+      </w:r>
+      <w:r>
+        <w:rPr>
+          <w:rtl w:val="0"/>
+        </w:rPr>
+      </w:r>
+    </w:p>
+    <w:p>
+      <w:pPr>
+        <w:pStyle w:val="Heading3"/>
+        <w:spacing w:before="238" w:lineRule="auto"/>
+        <w:ind w:left="165" w:firstLine="0"/>
+        <w:rPr>
+          <w:color w:val="666666"/>
+        </w:rPr>
+      </w:pPr>
+      <w:r>
+        <w:rPr>
+          <w:color w:val="666666"/>
+        </w:rPr>
         <w:drawing>
           <wp:inline distB="114300" distT="114300" distL="114300" distR="114300">
-            <wp:extent cx="5850580" cy="2959100"/>
+            <wp:extent cx="5967413" cy="2875661"/>
             <wp:effectExtent b="0" l="0" r="0" t="0"/>
-            <wp:docPr id="4" name="image4.png"/>
+            <wp:docPr id="7" name="image7.png"/>
             <a:graphic>
               <a:graphicData uri="http://schemas.openxmlformats.org/drawingml/2006/picture">
                 <pic:pic>
                   <pic:nvPicPr>
-                    <pic:cNvPr id="0" name="image4.png"/>
+                    <pic:cNvPr id="0" name="image7.png"/>
                     <pic:cNvPicPr preferRelativeResize="0"/>
                   </pic:nvPicPr>
                   <pic:blipFill>
-                    <a:blip r:embed="rId11"/>
+                    <a:blip r:embed="rId12"/>
                     <a:srcRect b="0" l="0" r="0" t="0"/>
                     <a:stretch>
                       <a:fillRect/>
@@ -13649,7 +14483,7 @@
                   <pic:spPr>
                     <a:xfrm>
                       <a:off x="0" y="0"/>
-                      <a:ext cx="5850580" cy="2959100"/>
+                      <a:ext cx="5967413" cy="2875661"/>
                     </a:xfrm>
                     <a:prstGeom prst="rect"/>
                     <a:ln/>
@@ -13662,6 +14496,26 @@
       </w:r>
       <w:r>
         <w:rPr>
+          <w:color w:val="666666"/>
+          <w:rtl w:val="0"/>
+        </w:rPr>
+        <w:t xml:space="preserve"> </w:t>
+      </w:r>
+      <w:r>
+        <w:rPr>
+          <w:color w:val="666666"/>
+          <w:rtl w:val="0"/>
+        </w:rPr>
+        <w:br w:type="textWrapping"/>
+      </w:r>
+      <w:r>
+        <w:rPr>
+          <w:rtl w:val="0"/>
+        </w:rPr>
+        <w:t xml:space="preserve">Business Process Flow  </w:t>
+      </w:r>
+      <w:r>
+        <w:rPr>
           <w:rtl w:val="0"/>
         </w:rPr>
       </w:r>
@@ -13676,24 +14530,46 @@
       <w:r>
         <w:rPr>
           <w:color w:val="666666"/>
+        </w:rPr>
+        <w:drawing>
+          <wp:inline distB="114300" distT="114300" distL="114300" distR="114300">
+            <wp:extent cx="6095631" cy="3110016"/>
+            <wp:effectExtent b="0" l="0" r="0" t="0"/>
+            <wp:docPr id="9" name="image9.png"/>
+            <a:graphic>
+              <a:graphicData uri="http://schemas.openxmlformats.org/drawingml/2006/picture">
+                <pic:pic>
+                  <pic:nvPicPr>
+                    <pic:cNvPr id="0" name="image9.png"/>
+                    <pic:cNvPicPr preferRelativeResize="0"/>
+                  </pic:nvPicPr>
+                  <pic:blipFill>
+                    <a:blip r:embed="rId13"/>
+                    <a:srcRect b="0" l="0" r="0" t="0"/>
+                    <a:stretch>
+                      <a:fillRect/>
+                    </a:stretch>
+                  </pic:blipFill>
+                  <pic:spPr>
+                    <a:xfrm>
+                      <a:off x="0" y="0"/>
+                      <a:ext cx="6095631" cy="3110016"/>
+                    </a:xfrm>
+                    <a:prstGeom prst="rect"/>
+                    <a:ln/>
+                  </pic:spPr>
+                </pic:pic>
+              </a:graphicData>
+            </a:graphic>
+          </wp:inline>
+        </w:drawing>
+      </w:r>
+      <w:r>
+        <w:rPr>
+          <w:color w:val="666666"/>
           <w:rtl w:val="0"/>
         </w:rPr>
-        <w:br w:type="textWrapping"/>
-        <w:br w:type="textWrapping"/>
-        <w:br w:type="textWrapping"/>
-        <w:br w:type="textWrapping"/>
-        <w:br w:type="textWrapping"/>
-        <w:br w:type="textWrapping"/>
-        <w:br w:type="textWrapping"/>
-        <w:br w:type="textWrapping"/>
-        <w:br w:type="textWrapping"/>
-        <w:br w:type="textWrapping"/>
-        <w:br w:type="textWrapping"/>
-        <w:br w:type="textWrapping"/>
-        <w:br w:type="textWrapping"/>
-        <w:br w:type="textWrapping"/>
-        <w:br w:type="textWrapping"/>
-        <w:br w:type="textWrapping"/>
+        <w:t xml:space="preserve"> </w:t>
         <w:br w:type="textWrapping"/>
         <w:t xml:space="preserve">5.3 Process: Liên kết Identity (Identity Linking Flow)</w:t>
       </w:r>
@@ -13891,7 +14767,7 @@
       </w:pPr>
       <w:sdt>
         <w:sdtPr>
-          <w:id w:val="-144701571"/>
+          <w:id w:val="-842362453"/>
           <w:tag w:val="goog_rdk_3"/>
         </w:sdtPr>
         <w:sdtContent>
@@ -13940,7 +14816,61 @@
         <w:rPr>
           <w:rtl w:val="0"/>
         </w:rPr>
-        <w:t xml:space="preserve">User có thể UnlinkIdentity bất cứ lúc nào — Agent mất quyền ngay lập tứ</w:t>
+        <w:t xml:space="preserve">User có thể UnlinkIdentity bất cứ lúc nào — Agent mất quyền ngay lập tức</w:t>
+      </w:r>
+    </w:p>
+    <w:p>
+      <w:pPr>
+        <w:pStyle w:val="Heading3"/>
+        <w:tabs>
+          <w:tab w:val="left" w:leader="none" w:pos="884"/>
+        </w:tabs>
+        <w:spacing w:before="141" w:lineRule="auto"/>
+        <w:ind w:left="0" w:firstLine="0"/>
+        <w:rPr/>
+      </w:pPr>
+      <w:bookmarkStart w:colFirst="0" w:colLast="0" w:name="_heading=h.8rytl4p5221t" w:id="32"/>
+      <w:bookmarkEnd w:id="32"/>
+      <w:r>
+        <w:rPr>
+          <w:rtl w:val="0"/>
+        </w:rPr>
+      </w:r>
+    </w:p>
+    <w:p>
+      <w:pPr>
+        <w:pStyle w:val="Heading3"/>
+        <w:tabs>
+          <w:tab w:val="left" w:leader="none" w:pos="884"/>
+        </w:tabs>
+        <w:spacing w:before="141" w:lineRule="auto"/>
+        <w:ind w:left="0" w:firstLine="0"/>
+        <w:rPr/>
+      </w:pPr>
+      <w:bookmarkStart w:colFirst="0" w:colLast="0" w:name="_heading=h.7jxjdqvrjc73" w:id="33"/>
+      <w:bookmarkEnd w:id="33"/>
+      <w:r>
+        <w:rPr>
+          <w:rtl w:val="0"/>
+        </w:rPr>
+      </w:r>
+    </w:p>
+    <w:p>
+      <w:pPr>
+        <w:pStyle w:val="Heading3"/>
+        <w:tabs>
+          <w:tab w:val="left" w:leader="none" w:pos="884"/>
+        </w:tabs>
+        <w:spacing w:before="141" w:lineRule="auto"/>
+        <w:ind w:left="0" w:firstLine="0"/>
+        <w:rPr/>
+      </w:pPr>
+      <w:bookmarkStart w:colFirst="0" w:colLast="0" w:name="_heading=h.volv0t48wdt6" w:id="34"/>
+      <w:bookmarkEnd w:id="34"/>
+      <w:r>
+        <w:rPr>
+          <w:rtl w:val="0"/>
+        </w:rPr>
       </w:r>
     </w:p>
     <w:p>
@@ -13948,31 +14878,560 @@
         <w:tabs>
           <w:tab w:val="left" w:leader="none" w:pos="884"/>
         </w:tabs>
-        <w:spacing w:before="80" w:lineRule="auto"/>
-        <w:ind w:left="720" w:firstLine="0"/>
         <w:rPr/>
-        <w:sectPr>
-          <w:type w:val="nextPage"/>
-          <w:pgSz w:h="16840" w:w="11910" w:orient="portrait"/>
-          <w:pgMar w:bottom="860" w:top="1340" w:left="1275" w:right="1417" w:header="699" w:footer="672"/>
-        </w:sectPr>
+      </w:pPr>
+      <w:r>
+        <w:rPr>
+          <w:rtl w:val="0"/>
+        </w:rPr>
+      </w:r>
+    </w:p>
+    <w:p>
+      <w:pPr>
+        <w:tabs>
+          <w:tab w:val="left" w:leader="none" w:pos="884"/>
+        </w:tabs>
+        <w:rPr/>
+      </w:pPr>
+      <w:r>
+        <w:rPr>
+          <w:rtl w:val="0"/>
+        </w:rPr>
+      </w:r>
+    </w:p>
+    <w:p>
+      <w:pPr>
+        <w:tabs>
+          <w:tab w:val="left" w:leader="none" w:pos="884"/>
+        </w:tabs>
+        <w:rPr/>
+      </w:pPr>
+      <w:r>
+        <w:rPr>
+          <w:rtl w:val="0"/>
+        </w:rPr>
+      </w:r>
+    </w:p>
+    <w:p>
+      <w:pPr>
+        <w:tabs>
+          <w:tab w:val="left" w:leader="none" w:pos="884"/>
+        </w:tabs>
+        <w:rPr/>
+      </w:pPr>
+      <w:r>
+        <w:rPr>
+          <w:rtl w:val="0"/>
+        </w:rPr>
+      </w:r>
+    </w:p>
+    <w:p>
+      <w:pPr>
+        <w:tabs>
+          <w:tab w:val="left" w:leader="none" w:pos="884"/>
+        </w:tabs>
+        <w:rPr/>
+      </w:pPr>
+      <w:r>
+        <w:rPr>
+          <w:rtl w:val="0"/>
+        </w:rPr>
+      </w:r>
+    </w:p>
+    <w:p>
+      <w:pPr>
+        <w:tabs>
+          <w:tab w:val="left" w:leader="none" w:pos="884"/>
+        </w:tabs>
+        <w:rPr/>
+      </w:pPr>
+      <w:r>
+        <w:rPr>
+          <w:rtl w:val="0"/>
+        </w:rPr>
+      </w:r>
+    </w:p>
+    <w:p>
+      <w:pPr>
+        <w:tabs>
+          <w:tab w:val="left" w:leader="none" w:pos="884"/>
+        </w:tabs>
+        <w:rPr/>
+      </w:pPr>
+      <w:r>
+        <w:rPr>
+          <w:rtl w:val="0"/>
+        </w:rPr>
+      </w:r>
+    </w:p>
+    <w:p>
+      <w:pPr>
+        <w:tabs>
+          <w:tab w:val="left" w:leader="none" w:pos="884"/>
+        </w:tabs>
+        <w:rPr/>
+      </w:pPr>
+      <w:r>
+        <w:rPr>
+          <w:rtl w:val="0"/>
+        </w:rPr>
+      </w:r>
+    </w:p>
+    <w:p>
+      <w:pPr>
+        <w:tabs>
+          <w:tab w:val="left" w:leader="none" w:pos="884"/>
+        </w:tabs>
+        <w:rPr/>
+      </w:pPr>
+      <w:r>
+        <w:rPr>
+          <w:rtl w:val="0"/>
+        </w:rPr>
+      </w:r>
+    </w:p>
+    <w:p>
+      <w:pPr>
+        <w:tabs>
+          <w:tab w:val="left" w:leader="none" w:pos="884"/>
+        </w:tabs>
+        <w:rPr/>
+      </w:pPr>
+      <w:r>
+        <w:rPr>
+          <w:rtl w:val="0"/>
+        </w:rPr>
+      </w:r>
+    </w:p>
+    <w:p>
+      <w:pPr>
+        <w:tabs>
+          <w:tab w:val="left" w:leader="none" w:pos="884"/>
+        </w:tabs>
+        <w:rPr/>
+      </w:pPr>
+      <w:r>
+        <w:rPr>
+          <w:rtl w:val="0"/>
+        </w:rPr>
+      </w:r>
+    </w:p>
+    <w:p>
+      <w:pPr>
+        <w:tabs>
+          <w:tab w:val="left" w:leader="none" w:pos="884"/>
+        </w:tabs>
+        <w:rPr/>
+      </w:pPr>
+      <w:r>
+        <w:rPr>
+          <w:rtl w:val="0"/>
+        </w:rPr>
+      </w:r>
+    </w:p>
+    <w:p>
+      <w:pPr>
+        <w:tabs>
+          <w:tab w:val="left" w:leader="none" w:pos="884"/>
+        </w:tabs>
+        <w:rPr/>
+      </w:pPr>
+      <w:r>
+        <w:rPr>
+          <w:rtl w:val="0"/>
+        </w:rPr>
+      </w:r>
+    </w:p>
+    <w:p>
+      <w:pPr>
+        <w:tabs>
+          <w:tab w:val="left" w:leader="none" w:pos="884"/>
+        </w:tabs>
+        <w:rPr/>
+      </w:pPr>
+      <w:r>
+        <w:rPr>
+          <w:rtl w:val="0"/>
+        </w:rPr>
+      </w:r>
+    </w:p>
+    <w:p>
+      <w:pPr>
+        <w:tabs>
+          <w:tab w:val="left" w:leader="none" w:pos="884"/>
+        </w:tabs>
+        <w:rPr/>
+      </w:pPr>
+      <w:r>
+        <w:rPr>
+          <w:rtl w:val="0"/>
+        </w:rPr>
+      </w:r>
+    </w:p>
+    <w:p>
+      <w:pPr>
+        <w:tabs>
+          <w:tab w:val="left" w:leader="none" w:pos="884"/>
+        </w:tabs>
+        <w:rPr/>
+      </w:pPr>
+      <w:r>
+        <w:rPr>
+          <w:rtl w:val="0"/>
+        </w:rPr>
+      </w:r>
+    </w:p>
+    <w:p>
+      <w:pPr>
+        <w:tabs>
+          <w:tab w:val="left" w:leader="none" w:pos="884"/>
+        </w:tabs>
+        <w:rPr/>
+      </w:pPr>
+      <w:r>
+        <w:rPr>
+          <w:rtl w:val="0"/>
+        </w:rPr>
+      </w:r>
+    </w:p>
+    <w:p>
+      <w:pPr>
+        <w:tabs>
+          <w:tab w:val="left" w:leader="none" w:pos="884"/>
+        </w:tabs>
+        <w:rPr/>
+      </w:pPr>
+      <w:r>
+        <w:rPr>
+          <w:rtl w:val="0"/>
+        </w:rPr>
+      </w:r>
+    </w:p>
+    <w:p>
+      <w:pPr>
+        <w:tabs>
+          <w:tab w:val="left" w:leader="none" w:pos="884"/>
+        </w:tabs>
+        <w:rPr/>
+      </w:pPr>
+      <w:r>
+        <w:rPr>
+          <w:rtl w:val="0"/>
+        </w:rPr>
+      </w:r>
+    </w:p>
+    <w:p>
+      <w:pPr>
+        <w:tabs>
+          <w:tab w:val="left" w:leader="none" w:pos="884"/>
+        </w:tabs>
+        <w:rPr/>
+      </w:pPr>
+      <w:r>
+        <w:rPr>
+          <w:rtl w:val="0"/>
+        </w:rPr>
+      </w:r>
+    </w:p>
+    <w:p>
+      <w:pPr>
+        <w:tabs>
+          <w:tab w:val="left" w:leader="none" w:pos="884"/>
+        </w:tabs>
+        <w:rPr/>
+      </w:pPr>
+      <w:r>
+        <w:rPr>
+          <w:rtl w:val="0"/>
+        </w:rPr>
+      </w:r>
+    </w:p>
+    <w:p>
+      <w:pPr>
+        <w:tabs>
+          <w:tab w:val="left" w:leader="none" w:pos="884"/>
+        </w:tabs>
+        <w:rPr/>
+      </w:pPr>
+      <w:r>
+        <w:rPr>
+          <w:rtl w:val="0"/>
+        </w:rPr>
+      </w:r>
+    </w:p>
+    <w:p>
+      <w:pPr>
+        <w:tabs>
+          <w:tab w:val="left" w:leader="none" w:pos="884"/>
+        </w:tabs>
+        <w:rPr/>
+      </w:pPr>
+      <w:r>
+        <w:rPr>
+          <w:rtl w:val="0"/>
+        </w:rPr>
+      </w:r>
+    </w:p>
+    <w:p>
+      <w:pPr>
+        <w:tabs>
+          <w:tab w:val="left" w:leader="none" w:pos="884"/>
+        </w:tabs>
+        <w:rPr/>
+      </w:pPr>
+      <w:r>
+        <w:rPr>
+          <w:rtl w:val="0"/>
+        </w:rPr>
+      </w:r>
+    </w:p>
+    <w:p>
+      <w:pPr>
+        <w:tabs>
+          <w:tab w:val="left" w:leader="none" w:pos="884"/>
+        </w:tabs>
+        <w:rPr/>
+      </w:pPr>
+      <w:r>
+        <w:rPr>
+          <w:rtl w:val="0"/>
+        </w:rPr>
+      </w:r>
+    </w:p>
+    <w:p>
+      <w:pPr>
+        <w:tabs>
+          <w:tab w:val="left" w:leader="none" w:pos="884"/>
+        </w:tabs>
+        <w:rPr/>
+      </w:pPr>
+      <w:r>
+        <w:rPr>
+          <w:rtl w:val="0"/>
+        </w:rPr>
+      </w:r>
+    </w:p>
+    <w:p>
+      <w:pPr>
+        <w:tabs>
+          <w:tab w:val="left" w:leader="none" w:pos="884"/>
+        </w:tabs>
+        <w:rPr/>
+      </w:pPr>
+      <w:r>
+        <w:rPr>
+          <w:rtl w:val="0"/>
+        </w:rPr>
+      </w:r>
+    </w:p>
+    <w:p>
+      <w:pPr>
+        <w:tabs>
+          <w:tab w:val="left" w:leader="none" w:pos="884"/>
+        </w:tabs>
+        <w:rPr/>
+      </w:pPr>
+      <w:r>
+        <w:rPr>
+          <w:rtl w:val="0"/>
+        </w:rPr>
+      </w:r>
+    </w:p>
+    <w:p>
+      <w:pPr>
+        <w:tabs>
+          <w:tab w:val="left" w:leader="none" w:pos="884"/>
+        </w:tabs>
+        <w:rPr/>
+      </w:pPr>
+      <w:r>
+        <w:rPr>
+          <w:rtl w:val="0"/>
+        </w:rPr>
+      </w:r>
+    </w:p>
+    <w:p>
+      <w:pPr>
+        <w:tabs>
+          <w:tab w:val="left" w:leader="none" w:pos="884"/>
+        </w:tabs>
+        <w:rPr/>
+      </w:pPr>
+      <w:r>
+        <w:rPr>
+          <w:rtl w:val="0"/>
+        </w:rPr>
+      </w:r>
+    </w:p>
+    <w:p>
+      <w:pPr>
+        <w:tabs>
+          <w:tab w:val="left" w:leader="none" w:pos="884"/>
+        </w:tabs>
+        <w:rPr/>
+      </w:pPr>
+      <w:r>
+        <w:rPr>
+          <w:rtl w:val="0"/>
+        </w:rPr>
+      </w:r>
+    </w:p>
+    <w:p>
+      <w:pPr>
+        <w:tabs>
+          <w:tab w:val="left" w:leader="none" w:pos="884"/>
+        </w:tabs>
+        <w:rPr/>
+      </w:pPr>
+      <w:r>
+        <w:rPr>
+          <w:rtl w:val="0"/>
+        </w:rPr>
+      </w:r>
+    </w:p>
+    <w:p>
+      <w:pPr>
+        <w:tabs>
+          <w:tab w:val="left" w:leader="none" w:pos="884"/>
+        </w:tabs>
+        <w:rPr/>
+      </w:pPr>
+      <w:r>
+        <w:rPr>
+          <w:rtl w:val="0"/>
+        </w:rPr>
+      </w:r>
+    </w:p>
+    <w:p>
+      <w:pPr>
+        <w:tabs>
+          <w:tab w:val="left" w:leader="none" w:pos="884"/>
+        </w:tabs>
+        <w:rPr/>
+      </w:pPr>
+      <w:r>
+        <w:rPr>
+          <w:rtl w:val="0"/>
+        </w:rPr>
+      </w:r>
+    </w:p>
+    <w:p>
+      <w:pPr>
+        <w:tabs>
+          <w:tab w:val="left" w:leader="none" w:pos="884"/>
+        </w:tabs>
+        <w:rPr/>
+      </w:pPr>
+      <w:r>
+        <w:rPr>
+          <w:rtl w:val="0"/>
+        </w:rPr>
+      </w:r>
+    </w:p>
+    <w:p>
+      <w:pPr>
+        <w:tabs>
+          <w:tab w:val="left" w:leader="none" w:pos="884"/>
+        </w:tabs>
+        <w:rPr/>
+      </w:pPr>
+      <w:r>
+        <w:rPr>
+          <w:rtl w:val="0"/>
+        </w:rPr>
+      </w:r>
+    </w:p>
+    <w:p>
+      <w:pPr>
+        <w:tabs>
+          <w:tab w:val="left" w:leader="none" w:pos="884"/>
+        </w:tabs>
+        <w:rPr/>
+      </w:pPr>
+      <w:r>
+        <w:rPr>
+          <w:rtl w:val="0"/>
+        </w:rPr>
+      </w:r>
+    </w:p>
+    <w:p>
+      <w:pPr>
+        <w:tabs>
+          <w:tab w:val="left" w:leader="none" w:pos="884"/>
+        </w:tabs>
+        <w:rPr/>
+      </w:pPr>
+      <w:r>
+        <w:rPr>
+          <w:rtl w:val="0"/>
+        </w:rPr>
+      </w:r>
+    </w:p>
+    <w:p>
+      <w:pPr>
+        <w:tabs>
+          <w:tab w:val="left" w:leader="none" w:pos="884"/>
+        </w:tabs>
+        <w:rPr/>
+      </w:pPr>
+      <w:r>
+        <w:rPr>
+          <w:rtl w:val="0"/>
+        </w:rPr>
+      </w:r>
+    </w:p>
+    <w:p>
+      <w:pPr>
+        <w:tabs>
+          <w:tab w:val="left" w:leader="none" w:pos="884"/>
+        </w:tabs>
+        <w:rPr/>
+      </w:pPr>
+      <w:r>
+        <w:rPr>
+          <w:rtl w:val="0"/>
+        </w:rPr>
+      </w:r>
+    </w:p>
+    <w:p>
+      <w:pPr>
+        <w:pStyle w:val="Heading3"/>
+        <w:tabs>
+          <w:tab w:val="left" w:leader="none" w:pos="884"/>
+        </w:tabs>
+        <w:spacing w:before="141" w:lineRule="auto"/>
+        <w:ind w:left="0" w:firstLine="0"/>
+        <w:rPr/>
+      </w:pPr>
+      <w:bookmarkStart w:colFirst="0" w:colLast="0" w:name="_heading=h.zg8rvyu0tmvr" w:id="35"/>
+      <w:bookmarkEnd w:id="35"/>
+      <w:r>
+        <w:rPr>
+          <w:rtl w:val="0"/>
+        </w:rPr>
+        <w:t xml:space="preserve">System Sequence Diagram </w:t>
+      </w:r>
+    </w:p>
+    <w:p>
+      <w:pPr>
+        <w:rPr/>
       </w:pPr>
       <w:r>
         <w:rPr/>
         <w:drawing>
           <wp:inline distB="114300" distT="114300" distL="114300" distR="114300">
-            <wp:extent cx="5850580" cy="2959100"/>
+            <wp:extent cx="5850580" cy="3467100"/>
             <wp:effectExtent b="0" l="0" r="0" t="0"/>
-            <wp:docPr id="6" name="image3.png"/>
+            <wp:docPr id="6" name="image4.png"/>
             <a:graphic>
               <a:graphicData uri="http://schemas.openxmlformats.org/drawingml/2006/picture">
                 <pic:pic>
                   <pic:nvPicPr>
-                    <pic:cNvPr id="0" name="image3.png"/>
+                    <pic:cNvPr id="0" name="image4.png"/>
                     <pic:cNvPicPr preferRelativeResize="0"/>
                   </pic:nvPicPr>
                   <pic:blipFill>
-                    <a:blip r:embed="rId12"/>
+                    <a:blip r:embed="rId14"/>
                     <a:srcRect b="0" l="0" r="0" t="0"/>
                     <a:stretch>
                       <a:fillRect/>
@@ -13981,7 +15440,81 @@
                   <pic:spPr>
                     <a:xfrm>
                       <a:off x="0" y="0"/>
-                      <a:ext cx="5850580" cy="2959100"/>
+                      <a:ext cx="5850580" cy="3467100"/>
+                    </a:xfrm>
+                    <a:prstGeom prst="rect"/>
+                    <a:ln/>
+                  </pic:spPr>
+                </pic:pic>
+              </a:graphicData>
+            </a:graphic>
+          </wp:inline>
+        </w:drawing>
+      </w:r>
+      <w:r>
+        <w:rPr>
+          <w:rtl w:val="0"/>
+        </w:rPr>
+      </w:r>
+    </w:p>
+    <w:p>
+      <w:pPr>
+        <w:pStyle w:val="Heading3"/>
+        <w:spacing w:before="238" w:lineRule="auto"/>
+        <w:ind w:left="0" w:firstLine="0"/>
+        <w:rPr/>
+      </w:pPr>
+      <w:bookmarkStart w:colFirst="0" w:colLast="0" w:name="_heading=h.yxtv7u4v0jgr" w:id="36"/>
+      <w:bookmarkEnd w:id="36"/>
+      <w:r>
+        <w:rPr>
+          <w:rtl w:val="0"/>
+        </w:rPr>
+        <w:t xml:space="preserve">Business Process Flow  </w:t>
+      </w:r>
+    </w:p>
+    <w:p>
+      <w:pPr>
+        <w:pStyle w:val="Heading3"/>
+        <w:tabs>
+          <w:tab w:val="left" w:leader="none" w:pos="884"/>
+        </w:tabs>
+        <w:spacing w:before="141" w:lineRule="auto"/>
+        <w:ind w:left="0" w:firstLine="0"/>
+        <w:rPr/>
+        <w:sectPr>
+          <w:type w:val="nextPage"/>
+          <w:pgSz w:h="16840" w:w="11910" w:orient="portrait"/>
+          <w:pgMar w:bottom="860" w:top="1340" w:left="1275" w:right="1417" w:header="699" w:footer="672"/>
+        </w:sectPr>
+      </w:pPr>
+      <w:bookmarkStart w:colFirst="0" w:colLast="0" w:name="_heading=h.7dnjiv60yvr" w:id="37"/>
+      <w:bookmarkEnd w:id="37"/>
+      <w:r>
+        <w:rPr/>
+        <w:drawing>
+          <wp:inline distB="114300" distT="114300" distL="114300" distR="114300">
+            <wp:extent cx="5850580" cy="3657600"/>
+            <wp:effectExtent b="0" l="0" r="0" t="0"/>
+            <wp:docPr id="4" name="image1.png"/>
+            <a:graphic>
+              <a:graphicData uri="http://schemas.openxmlformats.org/drawingml/2006/picture">
+                <pic:pic>
+                  <pic:nvPicPr>
+                    <pic:cNvPr id="0" name="image1.png"/>
+                    <pic:cNvPicPr preferRelativeResize="0"/>
+                  </pic:nvPicPr>
+                  <pic:blipFill>
+                    <a:blip r:embed="rId15"/>
+                    <a:srcRect b="0" l="0" r="0" t="0"/>
+                    <a:stretch>
+                      <a:fillRect/>
+                    </a:stretch>
+                  </pic:blipFill>
+                  <pic:spPr>
+                    <a:xfrm>
+                      <a:off x="0" y="0"/>
+                      <a:ext cx="5850580" cy="3657600"/>
                     </a:xfrm>
                     <a:prstGeom prst="rect"/>
                     <a:ln/>
@@ -17170,8 +18703,8 @@
           <w:vertAlign w:val="baseline"/>
         </w:rPr>
         <w:sectPr>
-          <w:headerReference r:id="rId13" w:type="default"/>
-          <w:footerReference r:id="rId14" w:type="default"/>
+          <w:headerReference r:id="rId16" w:type="default"/>
+          <w:footerReference r:id="rId17" w:type="default"/>
           <w:type w:val="nextPage"/>
           <w:pgSz w:h="16840" w:w="11910" w:orient="portrait"/>
           <w:pgMar w:bottom="860" w:top="1340" w:left="1275" w:right="1416" w:header="700" w:footer="673"/>
@@ -21167,7 +22700,7 @@
             </w:pPr>
             <w:sdt>
               <w:sdtPr>
-                <w:id w:val="1793969641"/>
+                <w:id w:val="1735719"/>
                 <w:tag w:val="goog_rdk_4"/>
               </w:sdtPr>
               <w:sdtContent>
@@ -23838,7 +25371,7 @@
             </w:pPr>
             <w:sdt>
               <w:sdtPr>
-                <w:id w:val="-440318603"/>
+                <w:id w:val="1426152163"/>
                 <w:tag w:val="goog_rdk_5"/>
               </w:sdtPr>
               <w:sdtContent>
@@ -24138,7 +25671,7 @@
             </w:pPr>
             <w:sdt>
               <w:sdtPr>
-                <w:id w:val="1218449886"/>
+                <w:id w:val="758415721"/>
                 <w:tag w:val="goog_rdk_6"/>
               </w:sdtPr>
               <w:sdtContent>
@@ -24669,7 +26202,7 @@
             </w:pPr>
             <w:sdt>
               <w:sdtPr>
-                <w:id w:val="1043801342"/>
+                <w:id w:val="-2028478585"/>
                 <w:tag w:val="goog_rdk_7"/>
               </w:sdtPr>
               <w:sdtContent>
@@ -27010,8 +28543,8 @@
           <w:vertAlign w:val="baseline"/>
         </w:rPr>
       </w:pPr>
-      <w:bookmarkStart w:colFirst="0" w:colLast="0" w:name="_heading=h.x67anw2wh9mo" w:id="2"/>
-      <w:bookmarkEnd w:id="2"/>
+      <w:bookmarkStart w:colFirst="0" w:colLast="0" w:name="_heading=h.x67anw2wh9mo" w:id="38"/>
+      <w:bookmarkEnd w:id="38"/>
       <w:r>
         <w:rPr>
           <w:rtl w:val="0"/>
@@ -33171,7 +34704,7 @@
       <w:tr>
         <w:trPr>
           <w:cantSplit w:val="0"/>
-          <w:trHeight w:val="403" w:hRule="atLeast"/>
+          <w:trHeight w:val="525" w:hRule="atLeast"/>
           <w:tblHeader w:val="0"/>
         </w:trPr>
         <w:tc>
@@ -33400,50 +34933,6 @@
         </w:tc>
       </w:tr>
     </w:tbl>
-    <w:p>
-      <w:pPr>
-        <w:keepNext w:val="0"/>
-        <w:keepLines w:val="0"/>
-        <w:pageBreakBefore w:val="0"/>
-        <w:widowControl w:val="0"/>
-        <w:pBdr>
-          <w:top w:space="0" w:sz="0" w:val="nil"/>
-          <w:left w:space="0" w:sz="0" w:val="nil"/>
-          <w:bottom w:space="0" w:sz="0" w:val="nil"/>
-          <w:right w:space="0" w:sz="0" w:val="nil"/>
-          <w:between w:space="0" w:sz="0" w:val="nil"/>
-        </w:pBdr>
-        <w:shd w:fill="auto" w:val="clear"/>
-        <w:spacing w:after="0" w:before="59" w:line="240" w:lineRule="auto"/>
-        <w:ind w:left="100" w:right="0" w:firstLine="0"/>
-        <w:jc w:val="left"/>
-        <w:rPr>
-          <w:rFonts w:ascii="Times New Roman" w:cs="Times New Roman" w:eastAsia="Times New Roman" w:hAnsi="Times New Roman"/>
-          <w:b w:val="0"/>
-          <w:bCs w:val="0"/>
-          <w:i w:val="0"/>
-          <w:iCs w:val="0"/>
-          <w:smallCaps w:val="0"/>
-          <w:strike w:val="0"/>
-          <w:color w:val="000000"/>
-          <w:sz w:val="20"/>
-          <w:szCs w:val="20"/>
-          <w:u w:val="none"/>
-          <w:shd w:fill="auto" w:val="clear"/>
-          <w:vertAlign w:val="baseline"/>
-        </w:rPr>
-        <w:sectPr>
-          <w:type w:val="nextPage"/>
-          <w:pgSz w:h="16840" w:w="11910" w:orient="portrait"/>
-          <w:pgMar w:bottom="860" w:top="1340" w:left="1275" w:right="1416" w:header="700" w:footer="673"/>
-        </w:sectPr>
-      </w:pPr>
-      <w:r>
-        <w:rPr>
-          <w:rtl w:val="0"/>
-        </w:rPr>
-      </w:r>
-    </w:p>
     <w:p>
       <w:pPr>
         <w:keepNext w:val="0"/>
@@ -34703,7 +36192,7 @@
       </w:pPr>
       <w:sdt>
         <w:sdtPr>
-          <w:id w:val="-1702741560"/>
+          <w:id w:val="432032866"/>
           <w:tag w:val="goog_rdk_8"/>
         </w:sdtPr>
         <w:sdtContent>
@@ -34757,7 +36246,7 @@
       </w:pPr>
       <w:sdt>
         <w:sdtPr>
-          <w:id w:val="-1539390075"/>
+          <w:id w:val="681963487"/>
           <w:tag w:val="goog_rdk_9"/>
         </w:sdtPr>
         <w:sdtContent>
@@ -34811,7 +36300,7 @@
       </w:pPr>
       <w:sdt>
         <w:sdtPr>
-          <w:id w:val="-1158798442"/>
+          <w:id w:val="-979955198"/>
           <w:tag w:val="goog_rdk_10"/>
         </w:sdtPr>
         <w:sdtContent>
@@ -35071,7 +36560,7 @@
       </w:pPr>
       <w:sdt>
         <w:sdtPr>
-          <w:id w:val="-699737864"/>
+          <w:id w:val="1946839717"/>
           <w:tag w:val="goog_rdk_11"/>
         </w:sdtPr>
         <w:sdtContent>
@@ -35144,7 +36633,7 @@
       </w:pPr>
       <w:sdt>
         <w:sdtPr>
-          <w:id w:val="-163079071"/>
+          <w:id w:val="-1020301549"/>
           <w:tag w:val="goog_rdk_12"/>
         </w:sdtPr>
         <w:sdtContent>
@@ -35693,7 +37182,7 @@
       </w:pPr>
       <w:sdt>
         <w:sdtPr>
-          <w:id w:val="764667424"/>
+          <w:id w:val="-685993032"/>
           <w:tag w:val="goog_rdk_13"/>
         </w:sdtPr>
         <w:sdtContent>
@@ -37828,7 +39317,7 @@
 
 <file path=customXML/item1.xml><?xml version="1.0" encoding="utf-8"?>
 <go:gDocsCustomXmlDataStorage xmlns:go="http://customooxmlschemas.google.com/" xmlns:r="http://schemas.openxmlformats.org/officeDocument/2006/relationships" uri="GoogleDocsCustomDataVersion2">
-  <go:docsCustomData xmlns:go="http://customooxmlschemas.google.com/" roundtripDataSignature="AMtx7miB1LaiB5LpDpMObCAFZp/gUty7uw==">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</go:docsCustomData>
+  <go:docsCustomData xmlns:go="http://customooxmlschemas.google.com/" roundtripDataSignature="AMtx7mj8m8CPvcLvLZOaiqjmNCNTkZXpIw==">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</go:docsCustomData>
 </go:gDocsCustomXmlDataStorage>
 </file>
 

--- a/deliverables/BizArch.docx
+++ b/deliverables/BizArch.docx
@@ -3450,7 +3450,7 @@
             </w:pPr>
             <w:sdt>
               <w:sdtPr>
-                <w:id w:val="1964233347"/>
+                <w:id w:val="1662593985"/>
                 <w:tag w:val="goog_rdk_0"/>
               </w:sdtPr>
               <w:sdtContent>
@@ -5658,7 +5658,7 @@
             </w:pPr>
             <w:sdt>
               <w:sdtPr>
-                <w:id w:val="-1387262100"/>
+                <w:id w:val="1599106406"/>
                 <w:tag w:val="goog_rdk_1"/>
               </w:sdtPr>
               <w:sdtContent>
@@ -7028,7 +7028,7 @@
             </w:pPr>
             <w:sdt>
               <w:sdtPr>
-                <w:id w:val="1370935475"/>
+                <w:id w:val="964092075"/>
                 <w:tag w:val="goog_rdk_2"/>
               </w:sdtPr>
               <w:sdtContent>
@@ -8654,6 +8654,30 @@
     </w:p>
     <w:p>
       <w:pPr>
+        <w:pStyle w:val="Heading3"/>
+        <w:rPr/>
+      </w:pPr>
+      <w:bookmarkStart w:colFirst="0" w:colLast="0" w:name="_heading=h.71gwsc1idgof" w:id="1"/>
+      <w:bookmarkEnd w:id="1"/>
+      <w:r>
+        <w:rPr>
+          <w:rtl w:val="0"/>
+        </w:rPr>
+        <w:t xml:space="preserve">Visual Diagram</w:t>
+      </w:r>
+    </w:p>
+    <w:p>
+      <w:pPr>
+        <w:rPr/>
+      </w:pPr>
+      <w:r>
+        <w:rPr>
+          <w:rtl w:val="0"/>
+        </w:rPr>
+      </w:r>
+    </w:p>
+    <w:p>
+      <w:pPr>
         <w:rPr/>
         <w:sectPr>
           <w:type w:val="nextPage"/>
@@ -8661,6 +8685,41 @@
           <w:pgMar w:bottom="860" w:top="1340" w:left="1275" w:right="1417" w:header="699" w:footer="672"/>
         </w:sectPr>
       </w:pPr>
+      <w:r>
+        <w:rPr/>
+        <w:drawing>
+          <wp:inline distB="114300" distT="114300" distL="114300" distR="114300">
+            <wp:extent cx="6134255" cy="3346865"/>
+            <wp:effectExtent b="0" l="0" r="0" t="0"/>
+            <wp:docPr id="4" name="image8.png"/>
+            <a:graphic>
+              <a:graphicData uri="http://schemas.openxmlformats.org/drawingml/2006/picture">
+                <pic:pic>
+                  <pic:nvPicPr>
+                    <pic:cNvPr id="0" name="image8.png"/>
+                    <pic:cNvPicPr preferRelativeResize="0"/>
+                  </pic:nvPicPr>
+                  <pic:blipFill>
+                    <a:blip r:embed="rId9"/>
+                    <a:srcRect b="0" l="0" r="0" t="0"/>
+                    <a:stretch>
+                      <a:fillRect/>
+                    </a:stretch>
+                  </pic:blipFill>
+                  <pic:spPr>
+                    <a:xfrm>
+                      <a:off x="0" y="0"/>
+                      <a:ext cx="6134255" cy="3346865"/>
+                    </a:xfrm>
+                    <a:prstGeom prst="rect"/>
+                    <a:ln/>
+                  </pic:spPr>
+                </pic:pic>
+              </a:graphicData>
+            </a:graphic>
+          </wp:inline>
+        </w:drawing>
+      </w:r>
       <w:r>
         <w:rPr>
           <w:rtl w:val="0"/>
@@ -8762,16 +8821,16 @@
           <wp:inline distB="114300" distT="114300" distL="114300" distR="114300">
             <wp:extent cx="5850580" cy="3187700"/>
             <wp:effectExtent b="0" l="0" r="0" t="0"/>
-            <wp:docPr id="5" name="image3.png"/>
+            <wp:docPr id="6" name="image6.png"/>
             <a:graphic>
               <a:graphicData uri="http://schemas.openxmlformats.org/drawingml/2006/picture">
                 <pic:pic>
                   <pic:nvPicPr>
-                    <pic:cNvPr id="0" name="image3.png"/>
+                    <pic:cNvPr id="0" name="image6.png"/>
                     <pic:cNvPicPr preferRelativeResize="0"/>
                   </pic:nvPicPr>
                   <pic:blipFill>
-                    <a:blip r:embed="rId9"/>
+                    <a:blip r:embed="rId10"/>
                     <a:srcRect b="0" l="0" r="0" t="0"/>
                     <a:stretch>
                       <a:fillRect/>
@@ -12935,8 +12994,8 @@
         <w:ind w:left="165" w:firstLine="0"/>
         <w:rPr/>
       </w:pPr>
-      <w:bookmarkStart w:colFirst="0" w:colLast="0" w:name="_heading=h.cgrqd349mjzh" w:id="1"/>
-      <w:bookmarkEnd w:id="1"/>
+      <w:bookmarkStart w:colFirst="0" w:colLast="0" w:name="_heading=h.cgrqd349mjzh" w:id="2"/>
+      <w:bookmarkEnd w:id="2"/>
       <w:r>
         <w:rPr>
           <w:rtl w:val="0"/>
@@ -12953,8 +13012,8 @@
         <w:ind w:left="165" w:firstLine="0"/>
         <w:rPr/>
       </w:pPr>
-      <w:bookmarkStart w:colFirst="0" w:colLast="0" w:name="_heading=h.w2ytpi8g4zq7" w:id="2"/>
-      <w:bookmarkEnd w:id="2"/>
+      <w:bookmarkStart w:colFirst="0" w:colLast="0" w:name="_heading=h.w2ytpi8g4zq7" w:id="3"/>
+      <w:bookmarkEnd w:id="3"/>
       <w:r>
         <w:rPr>
           <w:rtl w:val="0"/>
@@ -12971,8 +13030,8 @@
         <w:ind w:left="165" w:firstLine="0"/>
         <w:rPr/>
       </w:pPr>
-      <w:bookmarkStart w:colFirst="0" w:colLast="0" w:name="_heading=h.rpy4tw874ekm" w:id="3"/>
-      <w:bookmarkEnd w:id="3"/>
+      <w:bookmarkStart w:colFirst="0" w:colLast="0" w:name="_heading=h.rpy4tw874ekm" w:id="4"/>
+      <w:bookmarkEnd w:id="4"/>
       <w:r>
         <w:rPr>
           <w:rtl w:val="0"/>
@@ -12989,8 +13048,8 @@
         <w:ind w:left="165" w:firstLine="0"/>
         <w:rPr/>
       </w:pPr>
-      <w:bookmarkStart w:colFirst="0" w:colLast="0" w:name="_heading=h.b24igkko6ono" w:id="4"/>
-      <w:bookmarkEnd w:id="4"/>
+      <w:bookmarkStart w:colFirst="0" w:colLast="0" w:name="_heading=h.b24igkko6ono" w:id="5"/>
+      <w:bookmarkEnd w:id="5"/>
       <w:r>
         <w:rPr>
           <w:rtl w:val="0"/>
@@ -13007,8 +13066,8 @@
         <w:ind w:left="165" w:firstLine="0"/>
         <w:rPr/>
       </w:pPr>
-      <w:bookmarkStart w:colFirst="0" w:colLast="0" w:name="_heading=h.2fl16galcxyw" w:id="5"/>
-      <w:bookmarkEnd w:id="5"/>
+      <w:bookmarkStart w:colFirst="0" w:colLast="0" w:name="_heading=h.2fl16galcxyw" w:id="6"/>
+      <w:bookmarkEnd w:id="6"/>
       <w:r>
         <w:rPr>
           <w:rtl w:val="0"/>
@@ -13025,8 +13084,8 @@
         <w:ind w:left="165" w:firstLine="0"/>
         <w:rPr/>
       </w:pPr>
-      <w:bookmarkStart w:colFirst="0" w:colLast="0" w:name="_heading=h.udfx8god78l0" w:id="6"/>
-      <w:bookmarkEnd w:id="6"/>
+      <w:bookmarkStart w:colFirst="0" w:colLast="0" w:name="_heading=h.udfx8god78l0" w:id="7"/>
+      <w:bookmarkEnd w:id="7"/>
       <w:r>
         <w:rPr>
           <w:rtl w:val="0"/>
@@ -13043,8 +13102,8 @@
         <w:ind w:left="165" w:firstLine="0"/>
         <w:rPr/>
       </w:pPr>
-      <w:bookmarkStart w:colFirst="0" w:colLast="0" w:name="_heading=h.8s5p02779fla" w:id="7"/>
-      <w:bookmarkEnd w:id="7"/>
+      <w:bookmarkStart w:colFirst="0" w:colLast="0" w:name="_heading=h.8s5p02779fla" w:id="8"/>
+      <w:bookmarkEnd w:id="8"/>
       <w:r>
         <w:rPr>
           <w:rtl w:val="0"/>
@@ -13061,8 +13120,8 @@
         <w:ind w:left="165" w:firstLine="0"/>
         <w:rPr/>
       </w:pPr>
-      <w:bookmarkStart w:colFirst="0" w:colLast="0" w:name="_heading=h.imbyn294s16" w:id="8"/>
-      <w:bookmarkEnd w:id="8"/>
+      <w:bookmarkStart w:colFirst="0" w:colLast="0" w:name="_heading=h.imbyn294s16" w:id="9"/>
+      <w:bookmarkEnd w:id="9"/>
       <w:r>
         <w:rPr>
           <w:rtl w:val="0"/>
@@ -13079,8 +13138,8 @@
         <w:ind w:left="165" w:firstLine="0"/>
         <w:rPr/>
       </w:pPr>
-      <w:bookmarkStart w:colFirst="0" w:colLast="0" w:name="_heading=h.dphmthsarl0w" w:id="9"/>
-      <w:bookmarkEnd w:id="9"/>
+      <w:bookmarkStart w:colFirst="0" w:colLast="0" w:name="_heading=h.dphmthsarl0w" w:id="10"/>
+      <w:bookmarkEnd w:id="10"/>
       <w:r>
         <w:rPr>
           <w:rtl w:val="0"/>
@@ -13097,8 +13156,8 @@
         <w:ind w:left="165" w:firstLine="0"/>
         <w:rPr/>
       </w:pPr>
-      <w:bookmarkStart w:colFirst="0" w:colLast="0" w:name="_heading=h.b8mif9626t5t" w:id="10"/>
-      <w:bookmarkEnd w:id="10"/>
+      <w:bookmarkStart w:colFirst="0" w:colLast="0" w:name="_heading=h.b8mif9626t5t" w:id="11"/>
+      <w:bookmarkEnd w:id="11"/>
       <w:r>
         <w:rPr>
           <w:rtl w:val="0"/>
@@ -13115,8 +13174,8 @@
         <w:ind w:left="165" w:firstLine="0"/>
         <w:rPr/>
       </w:pPr>
-      <w:bookmarkStart w:colFirst="0" w:colLast="0" w:name="_heading=h.va24ae6u43rj" w:id="11"/>
-      <w:bookmarkEnd w:id="11"/>
+      <w:bookmarkStart w:colFirst="0" w:colLast="0" w:name="_heading=h.va24ae6u43rj" w:id="12"/>
+      <w:bookmarkEnd w:id="12"/>
       <w:r>
         <w:rPr>
           <w:rtl w:val="0"/>
@@ -13133,8 +13192,8 @@
         <w:ind w:left="165" w:firstLine="0"/>
         <w:rPr/>
       </w:pPr>
-      <w:bookmarkStart w:colFirst="0" w:colLast="0" w:name="_heading=h.u623pnsv623i" w:id="12"/>
-      <w:bookmarkEnd w:id="12"/>
+      <w:bookmarkStart w:colFirst="0" w:colLast="0" w:name="_heading=h.u623pnsv623i" w:id="13"/>
+      <w:bookmarkEnd w:id="13"/>
       <w:r>
         <w:rPr>
           <w:rtl w:val="0"/>
@@ -13151,8 +13210,8 @@
         <w:ind w:left="165" w:firstLine="0"/>
         <w:rPr/>
       </w:pPr>
-      <w:bookmarkStart w:colFirst="0" w:colLast="0" w:name="_heading=h.q8p3vqa45equ" w:id="13"/>
-      <w:bookmarkEnd w:id="13"/>
+      <w:bookmarkStart w:colFirst="0" w:colLast="0" w:name="_heading=h.q8p3vqa45equ" w:id="14"/>
+      <w:bookmarkEnd w:id="14"/>
       <w:r>
         <w:rPr>
           <w:rtl w:val="0"/>
@@ -13169,8 +13228,8 @@
         <w:ind w:left="0" w:firstLine="0"/>
         <w:rPr/>
       </w:pPr>
-      <w:bookmarkStart w:colFirst="0" w:colLast="0" w:name="_heading=h.2ib1s3xcjcgt" w:id="14"/>
-      <w:bookmarkEnd w:id="14"/>
+      <w:bookmarkStart w:colFirst="0" w:colLast="0" w:name="_heading=h.2ib1s3xcjcgt" w:id="15"/>
+      <w:bookmarkEnd w:id="15"/>
       <w:r>
         <w:rPr>
           <w:rtl w:val="0"/>
@@ -13187,8 +13246,8 @@
         <w:ind w:left="0" w:firstLine="0"/>
         <w:rPr/>
       </w:pPr>
-      <w:bookmarkStart w:colFirst="0" w:colLast="0" w:name="_heading=h.k793jnfv49f2" w:id="15"/>
-      <w:bookmarkEnd w:id="15"/>
+      <w:bookmarkStart w:colFirst="0" w:colLast="0" w:name="_heading=h.k793jnfv49f2" w:id="16"/>
+      <w:bookmarkEnd w:id="16"/>
       <w:r>
         <w:rPr>
           <w:rtl w:val="0"/>
@@ -13229,16 +13288,16 @@
           <wp:inline distB="114300" distT="114300" distL="114300" distR="114300">
             <wp:extent cx="6077485" cy="4849812"/>
             <wp:effectExtent b="0" l="0" r="0" t="0"/>
-            <wp:docPr id="8" name="image8.png"/>
+            <wp:docPr id="9" name="image5.png"/>
             <a:graphic>
               <a:graphicData uri="http://schemas.openxmlformats.org/drawingml/2006/picture">
                 <pic:pic>
                   <pic:nvPicPr>
-                    <pic:cNvPr id="0" name="image8.png"/>
+                    <pic:cNvPr id="0" name="image5.png"/>
                     <pic:cNvPicPr preferRelativeResize="0"/>
                   </pic:nvPicPr>
                   <pic:blipFill>
-                    <a:blip r:embed="rId10"/>
+                    <a:blip r:embed="rId11"/>
                     <a:srcRect b="0" l="0" r="0" t="0"/>
                     <a:stretch>
                       <a:fillRect/>
@@ -13307,8 +13366,8 @@
         <w:spacing w:before="80" w:lineRule="auto"/>
         <w:rPr/>
       </w:pPr>
-      <w:bookmarkStart w:colFirst="0" w:colLast="0" w:name="_heading=h.f003h5bnbq3b" w:id="16"/>
-      <w:bookmarkEnd w:id="16"/>
+      <w:bookmarkStart w:colFirst="0" w:colLast="0" w:name="_heading=h.f003h5bnbq3b" w:id="17"/>
+      <w:bookmarkEnd w:id="17"/>
       <w:r>
         <w:rPr>
           <w:rtl w:val="0"/>
@@ -13324,8 +13383,8 @@
         <w:spacing w:before="80" w:lineRule="auto"/>
         <w:rPr/>
       </w:pPr>
-      <w:bookmarkStart w:colFirst="0" w:colLast="0" w:name="_heading=h.8cbdqcnjo3ci" w:id="17"/>
-      <w:bookmarkEnd w:id="17"/>
+      <w:bookmarkStart w:colFirst="0" w:colLast="0" w:name="_heading=h.8cbdqcnjo3ci" w:id="18"/>
+      <w:bookmarkEnd w:id="18"/>
       <w:r>
         <w:rPr>
           <w:rtl w:val="0"/>
@@ -13341,8 +13400,8 @@
         <w:spacing w:before="80" w:lineRule="auto"/>
         <w:rPr/>
       </w:pPr>
-      <w:bookmarkStart w:colFirst="0" w:colLast="0" w:name="_heading=h.e114rbgqx6ag" w:id="18"/>
-      <w:bookmarkEnd w:id="18"/>
+      <w:bookmarkStart w:colFirst="0" w:colLast="0" w:name="_heading=h.e114rbgqx6ag" w:id="19"/>
+      <w:bookmarkEnd w:id="19"/>
       <w:r>
         <w:rPr>
           <w:rtl w:val="0"/>
@@ -13358,8 +13417,8 @@
         <w:spacing w:before="80" w:lineRule="auto"/>
         <w:rPr/>
       </w:pPr>
-      <w:bookmarkStart w:colFirst="0" w:colLast="0" w:name="_heading=h.fe9ddfsg4knu" w:id="19"/>
-      <w:bookmarkEnd w:id="19"/>
+      <w:bookmarkStart w:colFirst="0" w:colLast="0" w:name="_heading=h.fe9ddfsg4knu" w:id="20"/>
+      <w:bookmarkEnd w:id="20"/>
       <w:r>
         <w:rPr>
           <w:rtl w:val="0"/>
@@ -13375,8 +13434,8 @@
         <w:spacing w:before="80" w:lineRule="auto"/>
         <w:rPr/>
       </w:pPr>
-      <w:bookmarkStart w:colFirst="0" w:colLast="0" w:name="_heading=h.oywqiaa55kcp" w:id="20"/>
-      <w:bookmarkEnd w:id="20"/>
+      <w:bookmarkStart w:colFirst="0" w:colLast="0" w:name="_heading=h.oywqiaa55kcp" w:id="21"/>
+      <w:bookmarkEnd w:id="21"/>
       <w:r>
         <w:rPr>
           <w:rtl w:val="0"/>
@@ -13392,8 +13451,8 @@
         <w:spacing w:before="80" w:lineRule="auto"/>
         <w:rPr/>
       </w:pPr>
-      <w:bookmarkStart w:colFirst="0" w:colLast="0" w:name="_heading=h.7al725bj1u8q" w:id="21"/>
-      <w:bookmarkEnd w:id="21"/>
+      <w:bookmarkStart w:colFirst="0" w:colLast="0" w:name="_heading=h.7al725bj1u8q" w:id="22"/>
+      <w:bookmarkEnd w:id="22"/>
       <w:r>
         <w:rPr>
           <w:rtl w:val="0"/>
@@ -13409,8 +13468,8 @@
         <w:spacing w:before="80" w:lineRule="auto"/>
         <w:rPr/>
       </w:pPr>
-      <w:bookmarkStart w:colFirst="0" w:colLast="0" w:name="_heading=h.n6bqhjbo5g31" w:id="22"/>
-      <w:bookmarkEnd w:id="22"/>
+      <w:bookmarkStart w:colFirst="0" w:colLast="0" w:name="_heading=h.n6bqhjbo5g31" w:id="23"/>
+      <w:bookmarkEnd w:id="23"/>
       <w:r>
         <w:rPr>
           <w:rtl w:val="0"/>
@@ -13426,8 +13485,8 @@
         <w:spacing w:before="80" w:lineRule="auto"/>
         <w:rPr/>
       </w:pPr>
-      <w:bookmarkStart w:colFirst="0" w:colLast="0" w:name="_heading=h.mh2ehgx5nhgz" w:id="23"/>
-      <w:bookmarkEnd w:id="23"/>
+      <w:bookmarkStart w:colFirst="0" w:colLast="0" w:name="_heading=h.mh2ehgx5nhgz" w:id="24"/>
+      <w:bookmarkEnd w:id="24"/>
       <w:r>
         <w:rPr>
           <w:rtl w:val="0"/>
@@ -13443,8 +13502,8 @@
         <w:spacing w:before="80" w:lineRule="auto"/>
         <w:rPr/>
       </w:pPr>
-      <w:bookmarkStart w:colFirst="0" w:colLast="0" w:name="_heading=h.fknwqnaqtw3" w:id="24"/>
-      <w:bookmarkEnd w:id="24"/>
+      <w:bookmarkStart w:colFirst="0" w:colLast="0" w:name="_heading=h.fknwqnaqtw3" w:id="25"/>
+      <w:bookmarkEnd w:id="25"/>
       <w:r>
         <w:rPr>
           <w:rtl w:val="0"/>
@@ -13460,8 +13519,8 @@
         <w:spacing w:before="80" w:lineRule="auto"/>
         <w:rPr/>
       </w:pPr>
-      <w:bookmarkStart w:colFirst="0" w:colLast="0" w:name="_heading=h.bp9hk2ucjlla" w:id="25"/>
-      <w:bookmarkEnd w:id="25"/>
+      <w:bookmarkStart w:colFirst="0" w:colLast="0" w:name="_heading=h.bp9hk2ucjlla" w:id="26"/>
+      <w:bookmarkEnd w:id="26"/>
       <w:r>
         <w:rPr>
           <w:rtl w:val="0"/>
@@ -13477,8 +13536,8 @@
         <w:spacing w:before="80" w:lineRule="auto"/>
         <w:rPr/>
       </w:pPr>
-      <w:bookmarkStart w:colFirst="0" w:colLast="0" w:name="_heading=h.kt3p7jbnoit5" w:id="26"/>
-      <w:bookmarkEnd w:id="26"/>
+      <w:bookmarkStart w:colFirst="0" w:colLast="0" w:name="_heading=h.kt3p7jbnoit5" w:id="27"/>
+      <w:bookmarkEnd w:id="27"/>
       <w:r>
         <w:rPr>
           <w:rtl w:val="0"/>
@@ -13494,8 +13553,8 @@
         <w:spacing w:before="80" w:lineRule="auto"/>
         <w:rPr/>
       </w:pPr>
-      <w:bookmarkStart w:colFirst="0" w:colLast="0" w:name="_heading=h.ju3tkknn0jtj" w:id="27"/>
-      <w:bookmarkEnd w:id="27"/>
+      <w:bookmarkStart w:colFirst="0" w:colLast="0" w:name="_heading=h.ju3tkknn0jtj" w:id="28"/>
+      <w:bookmarkEnd w:id="28"/>
       <w:r>
         <w:rPr>
           <w:rtl w:val="0"/>
@@ -13511,8 +13570,8 @@
         <w:spacing w:before="80" w:lineRule="auto"/>
         <w:rPr/>
       </w:pPr>
-      <w:bookmarkStart w:colFirst="0" w:colLast="0" w:name="_heading=h.q0drcuw9i0ti" w:id="28"/>
-      <w:bookmarkEnd w:id="28"/>
+      <w:bookmarkStart w:colFirst="0" w:colLast="0" w:name="_heading=h.q0drcuw9i0ti" w:id="29"/>
+      <w:bookmarkEnd w:id="29"/>
       <w:r>
         <w:rPr>
           <w:rtl w:val="0"/>
@@ -13528,8 +13587,8 @@
         <w:spacing w:before="80" w:lineRule="auto"/>
         <w:rPr/>
       </w:pPr>
-      <w:bookmarkStart w:colFirst="0" w:colLast="0" w:name="_heading=h.mucim1za1jio" w:id="29"/>
-      <w:bookmarkEnd w:id="29"/>
+      <w:bookmarkStart w:colFirst="0" w:colLast="0" w:name="_heading=h.mucim1za1jio" w:id="30"/>
+      <w:bookmarkEnd w:id="30"/>
       <w:r>
         <w:rPr>
           <w:rtl w:val="0"/>
@@ -13559,8 +13618,8 @@
         <w:ind w:left="0" w:firstLine="0"/>
         <w:rPr/>
       </w:pPr>
-      <w:bookmarkStart w:colFirst="0" w:colLast="0" w:name="_heading=h.yfzk1jfr0ng2" w:id="30"/>
-      <w:bookmarkEnd w:id="30"/>
+      <w:bookmarkStart w:colFirst="0" w:colLast="0" w:name="_heading=h.yfzk1jfr0ng2" w:id="31"/>
+      <w:bookmarkEnd w:id="31"/>
       <w:r>
         <w:rPr>
           <w:rtl w:val="0"/>
@@ -13586,16 +13645,16 @@
           <wp:inline distB="114300" distT="114300" distL="114300" distR="114300">
             <wp:extent cx="6306522" cy="4067249"/>
             <wp:effectExtent b="0" l="0" r="0" t="0"/>
-            <wp:docPr id="3" name="image2.png"/>
+            <wp:docPr id="3" name="image7.png"/>
             <a:graphic>
               <a:graphicData uri="http://schemas.openxmlformats.org/drawingml/2006/picture">
                 <pic:pic>
                   <pic:nvPicPr>
-                    <pic:cNvPr id="0" name="image2.png"/>
+                    <pic:cNvPr id="0" name="image7.png"/>
                     <pic:cNvPicPr preferRelativeResize="0"/>
                   </pic:nvPicPr>
                   <pic:blipFill>
-                    <a:blip r:embed="rId11"/>
+                    <a:blip r:embed="rId12"/>
                     <a:srcRect b="0" l="0" r="0" t="0"/>
                     <a:stretch>
                       <a:fillRect/>
@@ -14434,8 +14493,8 @@
         <w:spacing w:before="141" w:lineRule="auto"/>
         <w:rPr/>
       </w:pPr>
-      <w:bookmarkStart w:colFirst="0" w:colLast="0" w:name="_heading=h.d53ncuk46xku" w:id="31"/>
-      <w:bookmarkEnd w:id="31"/>
+      <w:bookmarkStart w:colFirst="0" w:colLast="0" w:name="_heading=h.d53ncuk46xku" w:id="32"/>
+      <w:bookmarkEnd w:id="32"/>
       <w:r>
         <w:rPr>
           <w:rtl w:val="0"/>
@@ -14465,16 +14524,16 @@
           <wp:inline distB="114300" distT="114300" distL="114300" distR="114300">
             <wp:extent cx="5967413" cy="2875661"/>
             <wp:effectExtent b="0" l="0" r="0" t="0"/>
-            <wp:docPr id="7" name="image7.png"/>
+            <wp:docPr id="8" name="image2.png"/>
             <a:graphic>
               <a:graphicData uri="http://schemas.openxmlformats.org/drawingml/2006/picture">
                 <pic:pic>
                   <pic:nvPicPr>
-                    <pic:cNvPr id="0" name="image7.png"/>
+                    <pic:cNvPr id="0" name="image2.png"/>
                     <pic:cNvPicPr preferRelativeResize="0"/>
                   </pic:nvPicPr>
                   <pic:blipFill>
-                    <a:blip r:embed="rId12"/>
+                    <a:blip r:embed="rId13"/>
                     <a:srcRect b="0" l="0" r="0" t="0"/>
                     <a:stretch>
                       <a:fillRect/>
@@ -14535,16 +14594,16 @@
           <wp:inline distB="114300" distT="114300" distL="114300" distR="114300">
             <wp:extent cx="6095631" cy="3110016"/>
             <wp:effectExtent b="0" l="0" r="0" t="0"/>
-            <wp:docPr id="9" name="image9.png"/>
+            <wp:docPr id="10" name="image1.png"/>
             <a:graphic>
               <a:graphicData uri="http://schemas.openxmlformats.org/drawingml/2006/picture">
                 <pic:pic>
                   <pic:nvPicPr>
-                    <pic:cNvPr id="0" name="image9.png"/>
+                    <pic:cNvPr id="0" name="image1.png"/>
                     <pic:cNvPicPr preferRelativeResize="0"/>
                   </pic:nvPicPr>
                   <pic:blipFill>
-                    <a:blip r:embed="rId13"/>
+                    <a:blip r:embed="rId14"/>
                     <a:srcRect b="0" l="0" r="0" t="0"/>
                     <a:stretch>
                       <a:fillRect/>
@@ -14767,7 +14826,7 @@
       </w:pPr>
       <w:sdt>
         <w:sdtPr>
-          <w:id w:val="-842362453"/>
+          <w:id w:val="-1068864813"/>
           <w:tag w:val="goog_rdk_3"/>
         </w:sdtPr>
         <w:sdtContent>
@@ -14829,8 +14888,8 @@
         <w:ind w:left="0" w:firstLine="0"/>
         <w:rPr/>
       </w:pPr>
-      <w:bookmarkStart w:colFirst="0" w:colLast="0" w:name="_heading=h.8rytl4p5221t" w:id="32"/>
-      <w:bookmarkEnd w:id="32"/>
+      <w:bookmarkStart w:colFirst="0" w:colLast="0" w:name="_heading=h.8rytl4p5221t" w:id="33"/>
+      <w:bookmarkEnd w:id="33"/>
       <w:r>
         <w:rPr>
           <w:rtl w:val="0"/>
@@ -14847,8 +14906,8 @@
         <w:ind w:left="0" w:firstLine="0"/>
         <w:rPr/>
       </w:pPr>
-      <w:bookmarkStart w:colFirst="0" w:colLast="0" w:name="_heading=h.7jxjdqvrjc73" w:id="33"/>
-      <w:bookmarkEnd w:id="33"/>
+      <w:bookmarkStart w:colFirst="0" w:colLast="0" w:name="_heading=h.7jxjdqvrjc73" w:id="34"/>
+      <w:bookmarkEnd w:id="34"/>
       <w:r>
         <w:rPr>
           <w:rtl w:val="0"/>
@@ -14865,8 +14924,8 @@
         <w:ind w:left="0" w:firstLine="0"/>
         <w:rPr/>
       </w:pPr>
-      <w:bookmarkStart w:colFirst="0" w:colLast="0" w:name="_heading=h.volv0t48wdt6" w:id="34"/>
-      <w:bookmarkEnd w:id="34"/>
+      <w:bookmarkStart w:colFirst="0" w:colLast="0" w:name="_heading=h.volv0t48wdt6" w:id="35"/>
+      <w:bookmarkEnd w:id="35"/>
       <w:r>
         <w:rPr>
           <w:rtl w:val="0"/>
@@ -15403,8 +15462,8 @@
         <w:ind w:left="0" w:firstLine="0"/>
         <w:rPr/>
       </w:pPr>
-      <w:bookmarkStart w:colFirst="0" w:colLast="0" w:name="_heading=h.zg8rvyu0tmvr" w:id="35"/>
-      <w:bookmarkEnd w:id="35"/>
+      <w:bookmarkStart w:colFirst="0" w:colLast="0" w:name="_heading=h.zg8rvyu0tmvr" w:id="36"/>
+      <w:bookmarkEnd w:id="36"/>
       <w:r>
         <w:rPr>
           <w:rtl w:val="0"/>
@@ -15422,16 +15481,16 @@
           <wp:inline distB="114300" distT="114300" distL="114300" distR="114300">
             <wp:extent cx="5850580" cy="3467100"/>
             <wp:effectExtent b="0" l="0" r="0" t="0"/>
-            <wp:docPr id="6" name="image4.png"/>
+            <wp:docPr id="7" name="image3.png"/>
             <a:graphic>
               <a:graphicData uri="http://schemas.openxmlformats.org/drawingml/2006/picture">
                 <pic:pic>
                   <pic:nvPicPr>
-                    <pic:cNvPr id="0" name="image4.png"/>
+                    <pic:cNvPr id="0" name="image3.png"/>
                     <pic:cNvPicPr preferRelativeResize="0"/>
                   </pic:nvPicPr>
                   <pic:blipFill>
-                    <a:blip r:embed="rId14"/>
+                    <a:blip r:embed="rId15"/>
                     <a:srcRect b="0" l="0" r="0" t="0"/>
                     <a:stretch>
                       <a:fillRect/>
@@ -15464,8 +15523,8 @@
         <w:ind w:left="0" w:firstLine="0"/>
         <w:rPr/>
       </w:pPr>
-      <w:bookmarkStart w:colFirst="0" w:colLast="0" w:name="_heading=h.yxtv7u4v0jgr" w:id="36"/>
-      <w:bookmarkEnd w:id="36"/>
+      <w:bookmarkStart w:colFirst="0" w:colLast="0" w:name="_heading=h.yxtv7u4v0jgr" w:id="37"/>
+      <w:bookmarkEnd w:id="37"/>
       <w:r>
         <w:rPr>
           <w:rtl w:val="0"/>
@@ -15488,24 +15547,24 @@
           <w:pgMar w:bottom="860" w:top="1340" w:left="1275" w:right="1417" w:header="699" w:footer="672"/>
         </w:sectPr>
       </w:pPr>
-      <w:bookmarkStart w:colFirst="0" w:colLast="0" w:name="_heading=h.7dnjiv60yvr" w:id="37"/>
-      <w:bookmarkEnd w:id="37"/>
+      <w:bookmarkStart w:colFirst="0" w:colLast="0" w:name="_heading=h.7dnjiv60yvr" w:id="38"/>
+      <w:bookmarkEnd w:id="38"/>
       <w:r>
         <w:rPr/>
         <w:drawing>
           <wp:inline distB="114300" distT="114300" distL="114300" distR="114300">
             <wp:extent cx="5850580" cy="3657600"/>
             <wp:effectExtent b="0" l="0" r="0" t="0"/>
-            <wp:docPr id="4" name="image1.png"/>
+            <wp:docPr id="5" name="image4.png"/>
             <a:graphic>
               <a:graphicData uri="http://schemas.openxmlformats.org/drawingml/2006/picture">
                 <pic:pic>
                   <pic:nvPicPr>
-                    <pic:cNvPr id="0" name="image1.png"/>
+                    <pic:cNvPr id="0" name="image4.png"/>
                     <pic:cNvPicPr preferRelativeResize="0"/>
                   </pic:nvPicPr>
                   <pic:blipFill>
-                    <a:blip r:embed="rId15"/>
+                    <a:blip r:embed="rId16"/>
                     <a:srcRect b="0" l="0" r="0" t="0"/>
                     <a:stretch>
                       <a:fillRect/>
@@ -18703,8 +18762,8 @@
           <w:vertAlign w:val="baseline"/>
         </w:rPr>
         <w:sectPr>
-          <w:headerReference r:id="rId16" w:type="default"/>
-          <w:footerReference r:id="rId17" w:type="default"/>
+          <w:headerReference r:id="rId17" w:type="default"/>
+          <w:footerReference r:id="rId18" w:type="default"/>
           <w:type w:val="nextPage"/>
           <w:pgSz w:h="16840" w:w="11910" w:orient="portrait"/>
           <w:pgMar w:bottom="860" w:top="1340" w:left="1275" w:right="1416" w:header="700" w:footer="673"/>
@@ -22700,7 +22759,7 @@
             </w:pPr>
             <w:sdt>
               <w:sdtPr>
-                <w:id w:val="1735719"/>
+                <w:id w:val="652069101"/>
                 <w:tag w:val="goog_rdk_4"/>
               </w:sdtPr>
               <w:sdtContent>
@@ -25371,7 +25430,7 @@
             </w:pPr>
             <w:sdt>
               <w:sdtPr>
-                <w:id w:val="1426152163"/>
+                <w:id w:val="-328705997"/>
                 <w:tag w:val="goog_rdk_5"/>
               </w:sdtPr>
               <w:sdtContent>
@@ -25671,7 +25730,7 @@
             </w:pPr>
             <w:sdt>
               <w:sdtPr>
-                <w:id w:val="758415721"/>
+                <w:id w:val="-706864693"/>
                 <w:tag w:val="goog_rdk_6"/>
               </w:sdtPr>
               <w:sdtContent>
@@ -26202,7 +26261,7 @@
             </w:pPr>
             <w:sdt>
               <w:sdtPr>
-                <w:id w:val="-2028478585"/>
+                <w:id w:val="-415972796"/>
                 <w:tag w:val="goog_rdk_7"/>
               </w:sdtPr>
               <w:sdtContent>
@@ -28543,8 +28602,8 @@
           <w:vertAlign w:val="baseline"/>
         </w:rPr>
       </w:pPr>
-      <w:bookmarkStart w:colFirst="0" w:colLast="0" w:name="_heading=h.x67anw2wh9mo" w:id="38"/>
-      <w:bookmarkEnd w:id="38"/>
+      <w:bookmarkStart w:colFirst="0" w:colLast="0" w:name="_heading=h.x67anw2wh9mo" w:id="39"/>
+      <w:bookmarkEnd w:id="39"/>
       <w:r>
         <w:rPr>
           <w:rtl w:val="0"/>
@@ -36192,7 +36251,7 @@
       </w:pPr>
       <w:sdt>
         <w:sdtPr>
-          <w:id w:val="432032866"/>
+          <w:id w:val="-1768485667"/>
           <w:tag w:val="goog_rdk_8"/>
         </w:sdtPr>
         <w:sdtContent>
@@ -36246,7 +36305,7 @@
       </w:pPr>
       <w:sdt>
         <w:sdtPr>
-          <w:id w:val="681963487"/>
+          <w:id w:val="-1185369517"/>
           <w:tag w:val="goog_rdk_9"/>
         </w:sdtPr>
         <w:sdtContent>
@@ -36300,7 +36359,7 @@
       </w:pPr>
       <w:sdt>
         <w:sdtPr>
-          <w:id w:val="-979955198"/>
+          <w:id w:val="-157720843"/>
           <w:tag w:val="goog_rdk_10"/>
         </w:sdtPr>
         <w:sdtContent>
@@ -36560,7 +36619,7 @@
       </w:pPr>
       <w:sdt>
         <w:sdtPr>
-          <w:id w:val="1946839717"/>
+          <w:id w:val="-1290242597"/>
           <w:tag w:val="goog_rdk_11"/>
         </w:sdtPr>
         <w:sdtContent>
@@ -36633,7 +36692,7 @@
       </w:pPr>
       <w:sdt>
         <w:sdtPr>
-          <w:id w:val="-1020301549"/>
+          <w:id w:val="-9612387"/>
           <w:tag w:val="goog_rdk_12"/>
         </w:sdtPr>
         <w:sdtContent>
@@ -37182,7 +37241,7 @@
       </w:pPr>
       <w:sdt>
         <w:sdtPr>
-          <w:id w:val="-685993032"/>
+          <w:id w:val="-1026707149"/>
           <w:tag w:val="goog_rdk_13"/>
         </w:sdtPr>
         <w:sdtContent>
@@ -37343,12 +37402,12 @@
               <wp:extent cx="398145" cy="137160"/>
               <wp:effectExtent b="0" l="0" r="0" t="0"/>
               <wp:wrapNone/>
-              <wp:docPr id="1" name="image5.png"/>
+              <wp:docPr id="1" name="image9.png"/>
               <a:graphic>
                 <a:graphicData uri="http://schemas.openxmlformats.org/drawingml/2006/picture">
                   <pic:pic>
                     <pic:nvPicPr>
-                      <pic:cNvPr id="0" name="image5.png"/>
+                      <pic:cNvPr id="0" name="image9.png"/>
                       <pic:cNvPicPr preferRelativeResize="0"/>
                     </pic:nvPicPr>
                     <pic:blipFill>
@@ -37499,12 +37558,12 @@
               <wp:extent cx="381000" cy="137160"/>
               <wp:effectExtent b="0" l="0" r="0" t="0"/>
               <wp:wrapNone/>
-              <wp:docPr id="2" name="image6.png"/>
+              <wp:docPr id="2" name="image10.png"/>
               <a:graphic>
                 <a:graphicData uri="http://schemas.openxmlformats.org/drawingml/2006/picture">
                   <pic:pic>
                     <pic:nvPicPr>
-                      <pic:cNvPr id="0" name="image6.png"/>
+                      <pic:cNvPr id="0" name="image10.png"/>
                       <pic:cNvPicPr preferRelativeResize="0"/>
                     </pic:nvPicPr>
                     <pic:blipFill>
@@ -39317,7 +39376,7 @@
 
 <file path=customXML/item1.xml><?xml version="1.0" encoding="utf-8"?>
 <go:gDocsCustomXmlDataStorage xmlns:go="http://customooxmlschemas.google.com/" xmlns:r="http://schemas.openxmlformats.org/officeDocument/2006/relationships" uri="GoogleDocsCustomDataVersion2">
-  <go:docsCustomData xmlns:go="http://customooxmlschemas.google.com/" roundtripDataSignature="AMtx7mj8m8CPvcLvLZOaiqjmNCNTkZXpIw==">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</go:docsCustomData>
+  <go:docsCustomData xmlns:go="http://customooxmlschemas.google.com/" roundtripDataSignature="AMtx7mjsjwkSPAWAoiePuPXZ0VCzua9rVA==">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</go:docsCustomData>
 </go:gDocsCustomXmlDataStorage>
 </file>
 
